--- a/Ceva_Nemo_Simulator_User_Guide_V1.1.docx
+++ b/Ceva_Nemo_Simulator_User_Guide_V1.1.docx
@@ -3087,12 +3087,12 @@
       <w:pPr>
         <w:pStyle w:val="Heading2"/>
       </w:pPr>
-      <w:bookmarkStart w:id="5" w:name="_Toc428163798"/>
-      <w:bookmarkStart w:id="6" w:name="_Toc205462348"/>
+      <w:bookmarkStart w:id="5" w:name="_Toc205462348"/>
+      <w:bookmarkStart w:id="6" w:name="_Toc428163798"/>
       <w:r>
         <w:t>Purpose</w:t>
       </w:r>
-      <w:bookmarkEnd w:id="6"/>
+      <w:bookmarkEnd w:id="5"/>
     </w:p>
     <w:p>
       <w:pPr>
@@ -3325,7 +3325,7 @@
         <w:pStyle w:val="Heading1"/>
       </w:pPr>
       <w:bookmarkStart w:id="25" w:name="_Toc205462351"/>
-      <w:bookmarkEnd w:id="5"/>
+      <w:bookmarkEnd w:id="6"/>
       <w:r>
         <w:lastRenderedPageBreak/>
         <w:t xml:space="preserve">Using the </w:t>
@@ -3433,7 +3433,15 @@
         <w:pStyle w:val="Step"/>
       </w:pPr>
       <w:r>
-        <w:t xml:space="preserve">Run the NemoSim tool, as described in </w:t>
+        <w:t xml:space="preserve">Run the </w:t>
+      </w:r>
+      <w:proofErr w:type="spellStart"/>
+      <w:r>
+        <w:t>NemoSim</w:t>
+      </w:r>
+      <w:proofErr w:type="spellEnd"/>
+      <w:r>
+        <w:t xml:space="preserve"> tool, as described in </w:t>
       </w:r>
       <w:r>
         <w:t xml:space="preserve">Section </w:t>
@@ -3870,6 +3878,9 @@
         <w:pStyle w:val="Code"/>
         <w:keepNext/>
         <w:ind w:left="2127"/>
+        <w:rPr>
+          <w:ins w:id="28" w:author="Ibrahem Saed Ahmd" w:date="2025-08-12T17:00:00Z" w16du:dateUtc="2025-08-12T14:00:00Z"/>
+        </w:rPr>
       </w:pPr>
       <w:r>
         <w:t xml:space="preserve">  &lt;Architecture&gt;</w:t>
@@ -3880,25 +3891,189 @@
         <w:pStyle w:val="Code"/>
         <w:keepNext/>
         <w:ind w:left="2127"/>
-      </w:pPr>
-      <w:r>
-        <w:t xml:space="preserve">    &lt;!-- network connectivity, layers, weights, etc. --&gt;</w:t>
-      </w:r>
+        <w:rPr>
+          <w:ins w:id="29" w:author="Ibrahem Saed Ahmd" w:date="2025-08-12T17:01:00Z" w16du:dateUtc="2025-08-12T14:01:00Z"/>
+        </w:rPr>
+      </w:pPr>
+      <w:ins w:id="30" w:author="Ibrahem Saed Ahmd" w:date="2025-08-12T17:01:00Z" w16du:dateUtc="2025-08-12T14:01:00Z">
+        <w:r>
+          <w:tab/>
+        </w:r>
+        <w:r>
+          <w:tab/>
+        </w:r>
+        <w:r>
+          <w:t>&lt;Layer size="32"/&gt;</w:t>
+        </w:r>
+      </w:ins>
     </w:p>
     <w:p>
       <w:pPr>
         <w:pStyle w:val="Code"/>
         <w:keepNext/>
         <w:ind w:left="2127"/>
-      </w:pPr>
-      <w:r>
-        <w:t xml:space="preserve">  &lt;/Architecture&gt;</w:t>
-      </w:r>
+        <w:rPr>
+          <w:ins w:id="31" w:author="Ibrahem Saed Ahmd" w:date="2025-08-12T17:01:00Z" w16du:dateUtc="2025-08-12T14:01:00Z"/>
+        </w:rPr>
+      </w:pPr>
+      <w:ins w:id="32" w:author="Ibrahem Saed Ahmd" w:date="2025-08-12T17:01:00Z" w16du:dateUtc="2025-08-12T14:01:00Z">
+        <w:r>
+          <w:tab/>
+        </w:r>
+        <w:r>
+          <w:tab/>
+          <w:t>&lt;</w:t>
+        </w:r>
+        <w:proofErr w:type="spellStart"/>
+        <w:r>
+          <w:t>YFlash</w:t>
+        </w:r>
+        <w:proofErr w:type="spellEnd"/>
+        <w:r>
+          <w:t xml:space="preserve"> rows="32" cols="32"&gt;</w:t>
+        </w:r>
+      </w:ins>
     </w:p>
     <w:p>
       <w:pPr>
         <w:pStyle w:val="Code"/>
+        <w:keepNext/>
         <w:ind w:left="2127"/>
+        <w:rPr>
+          <w:ins w:id="33" w:author="Ibrahem Saed Ahmd" w:date="2025-08-12T17:01:00Z" w16du:dateUtc="2025-08-12T14:01:00Z"/>
+        </w:rPr>
+      </w:pPr>
+      <w:ins w:id="34" w:author="Ibrahem Saed Ahmd" w:date="2025-08-12T17:01:00Z" w16du:dateUtc="2025-08-12T14:01:00Z">
+        <w:r>
+          <w:tab/>
+        </w:r>
+        <w:r>
+          <w:tab/>
+        </w:r>
+        <w:r>
+          <w:tab/>
+        </w:r>
+        <w:r>
+          <w:t>&lt;weights&gt;</w:t>
+        </w:r>
+      </w:ins>
+    </w:p>
+    <w:p>
+      <w:pPr>
+        <w:pStyle w:val="Code"/>
+        <w:keepNext/>
+        <w:ind w:left="2127"/>
+        <w:rPr>
+          <w:ins w:id="35" w:author="Ibrahem Saed Ahmd" w:date="2025-08-12T17:01:00Z" w16du:dateUtc="2025-08-12T14:01:00Z"/>
+        </w:rPr>
+      </w:pPr>
+      <w:ins w:id="36" w:author="Ibrahem Saed Ahmd" w:date="2025-08-12T17:01:00Z" w16du:dateUtc="2025-08-12T14:01:00Z">
+        <w:r>
+          <w:tab/>
+        </w:r>
+        <w:r>
+          <w:tab/>
+        </w:r>
+        <w:r>
+          <w:tab/>
+        </w:r>
+        <w:r>
+          <w:tab/>
+          <w:t>…</w:t>
+        </w:r>
+      </w:ins>
+    </w:p>
+    <w:p>
+      <w:pPr>
+        <w:pStyle w:val="Code"/>
+        <w:keepNext/>
+        <w:ind w:left="2127"/>
+        <w:rPr>
+          <w:ins w:id="37" w:author="Ibrahem Saed Ahmd" w:date="2025-08-12T17:01:00Z" w16du:dateUtc="2025-08-12T14:01:00Z"/>
+        </w:rPr>
+      </w:pPr>
+      <w:ins w:id="38" w:author="Ibrahem Saed Ahmd" w:date="2025-08-12T17:01:00Z" w16du:dateUtc="2025-08-12T14:01:00Z">
+        <w:r>
+          <w:tab/>
+        </w:r>
+        <w:r>
+          <w:tab/>
+        </w:r>
+        <w:r>
+          <w:tab/>
+        </w:r>
+        <w:r>
+          <w:t>&lt;</w:t>
+        </w:r>
+        <w:r>
+          <w:t>/</w:t>
+        </w:r>
+        <w:r>
+          <w:t>weights&gt;</w:t>
+        </w:r>
+      </w:ins>
+    </w:p>
+    <w:p>
+      <w:pPr>
+        <w:pStyle w:val="Code"/>
+        <w:keepNext/>
+        <w:ind w:left="2127"/>
+      </w:pPr>
+      <w:ins w:id="39" w:author="Ibrahem Saed Ahmd" w:date="2025-08-12T17:01:00Z" w16du:dateUtc="2025-08-12T14:01:00Z">
+        <w:r>
+          <w:tab/>
+        </w:r>
+        <w:r>
+          <w:tab/>
+        </w:r>
+        <w:r>
+          <w:t>&lt;/</w:t>
+        </w:r>
+        <w:proofErr w:type="spellStart"/>
+        <w:r>
+          <w:t>YFlash</w:t>
+        </w:r>
+        <w:proofErr w:type="spellEnd"/>
+        <w:r>
+          <w:t>&gt;</w:t>
+        </w:r>
+      </w:ins>
+    </w:p>
+    <w:p>
+      <w:pPr>
+        <w:pStyle w:val="Code"/>
+        <w:keepNext/>
+        <w:ind w:left="2127"/>
+      </w:pPr>
+      <w:r>
+        <w:t xml:space="preserve">    </w:t>
+      </w:r>
+      <w:proofErr w:type="gramStart"/>
+      <w:r>
+        <w:t>&lt;!--</w:t>
+      </w:r>
+      <w:proofErr w:type="gramEnd"/>
+      <w:r>
+        <w:t xml:space="preserve"> network connectivity, layers, weights, etc. --&gt;</w:t>
+      </w:r>
+    </w:p>
+    <w:p>
+      <w:pPr>
+        <w:pStyle w:val="Code"/>
+        <w:keepNext/>
+        <w:ind w:left="2127"/>
+      </w:pPr>
+      <w:r>
+        <w:t xml:space="preserve">  &lt;/Architecture&gt;</w:t>
+      </w:r>
+    </w:p>
+    <w:p>
+      <w:pPr>
+        <w:pStyle w:val="Code"/>
+        <w:ind w:left="2127"/>
+        <w:rPr>
+          <w:ins w:id="40" w:author="Ibrahem Saed Ahmd" w:date="2025-08-13T11:04:00Z" w16du:dateUtc="2025-08-13T08:04:00Z"/>
+        </w:rPr>
       </w:pPr>
       <w:r>
         <w:t>&lt;/</w:t>
@@ -3911,6 +4086,156 @@
       <w:r>
         <w:t>&gt;</w:t>
       </w:r>
+    </w:p>
+    <w:p>
+      <w:pPr>
+        <w:pStyle w:val="Code"/>
+        <w:numPr>
+          <w:ilvl w:val="6"/>
+          <w:numId w:val="9"/>
+        </w:numPr>
+        <w:rPr>
+          <w:ins w:id="41" w:author="Ibrahem Saed Ahmd" w:date="2025-08-13T11:05:00Z" w16du:dateUtc="2025-08-13T08:05:00Z"/>
+        </w:rPr>
+      </w:pPr>
+      <w:proofErr w:type="gramStart"/>
+      <w:ins w:id="42" w:author="Ibrahem Saed Ahmd" w:date="2025-08-13T11:04:00Z" w16du:dateUtc="2025-08-13T08:04:00Z">
+        <w:r>
+          <w:t>Its</w:t>
+        </w:r>
+        <w:proofErr w:type="gramEnd"/>
+        <w:r>
+          <w:t xml:space="preserve"> optional to define </w:t>
+        </w:r>
+        <w:proofErr w:type="gramStart"/>
+        <w:r>
+          <w:t>a</w:t>
+        </w:r>
+        <w:proofErr w:type="gramEnd"/>
+        <w:r>
+          <w:t xml:space="preserve"> </w:t>
+        </w:r>
+        <w:proofErr w:type="spellStart"/>
+        <w:r>
+          <w:t>yflash</w:t>
+        </w:r>
+        <w:proofErr w:type="spellEnd"/>
+        <w:r>
+          <w:t xml:space="preserve"> between the layers </w:t>
+        </w:r>
+      </w:ins>
+    </w:p>
+    <w:p>
+      <w:pPr>
+        <w:pStyle w:val="Code"/>
+        <w:numPr>
+          <w:ilvl w:val="6"/>
+          <w:numId w:val="9"/>
+        </w:numPr>
+        <w:rPr>
+          <w:ins w:id="43" w:author="Ibrahem Saed Ahmd" w:date="2025-08-13T11:06:00Z" w16du:dateUtc="2025-08-13T08:06:00Z"/>
+        </w:rPr>
+      </w:pPr>
+      <w:proofErr w:type="spellStart"/>
+      <w:ins w:id="44" w:author="Ibrahem Saed Ahmd" w:date="2025-08-13T11:05:00Z" w16du:dateUtc="2025-08-13T08:05:00Z">
+        <w:r>
+          <w:t>Yflash</w:t>
+        </w:r>
+        <w:proofErr w:type="spellEnd"/>
+        <w:r>
+          <w:t xml:space="preserve"> is a matrix of weights </w:t>
+        </w:r>
+      </w:ins>
+    </w:p>
+    <w:p>
+      <w:pPr>
+        <w:pStyle w:val="Code"/>
+        <w:numPr>
+          <w:ilvl w:val="6"/>
+          <w:numId w:val="9"/>
+        </w:numPr>
+        <w:rPr>
+          <w:ins w:id="45" w:author="Ibrahem Saed Ahmd" w:date="2025-08-13T11:08:00Z" w16du:dateUtc="2025-08-13T08:08:00Z"/>
+        </w:rPr>
+      </w:pPr>
+      <w:ins w:id="46" w:author="Ibrahem Saed Ahmd" w:date="2025-08-13T11:06:00Z" w16du:dateUtc="2025-08-13T08:06:00Z">
+        <w:r>
+          <w:lastRenderedPageBreak/>
+          <w:t xml:space="preserve">Each </w:t>
+        </w:r>
+        <w:proofErr w:type="gramStart"/>
+        <w:r>
+          <w:t>weigh</w:t>
+        </w:r>
+        <w:proofErr w:type="gramEnd"/>
+        <w:r>
+          <w:t xml:space="preserve"> holds a value that </w:t>
+        </w:r>
+      </w:ins>
+      <w:ins w:id="47" w:author="Ibrahem Saed Ahmd" w:date="2025-08-13T11:07:00Z" w16du:dateUtc="2025-08-13T08:07:00Z">
+        <w:r>
+          <w:t xml:space="preserve">represents a resistance or diode that </w:t>
+        </w:r>
+      </w:ins>
+      <w:ins w:id="48" w:author="Ibrahem Saed Ahmd" w:date="2025-08-13T11:06:00Z" w16du:dateUtc="2025-08-13T08:06:00Z">
+        <w:r>
+          <w:t>will be multiplied with the output of</w:t>
+        </w:r>
+      </w:ins>
+      <w:ins w:id="49" w:author="Ibrahem Saed Ahmd" w:date="2025-08-13T11:07:00Z" w16du:dateUtc="2025-08-13T08:07:00Z">
+        <w:r>
+          <w:t xml:space="preserve"> each neuron</w:t>
+        </w:r>
+      </w:ins>
+    </w:p>
+    <w:p>
+      <w:pPr>
+        <w:pStyle w:val="Code"/>
+        <w:numPr>
+          <w:ilvl w:val="6"/>
+          <w:numId w:val="9"/>
+        </w:numPr>
+        <w:pPrChange w:id="50" w:author="Ibrahem Saed Ahmd" w:date="2025-08-13T11:04:00Z" w16du:dateUtc="2025-08-13T08:04:00Z">
+          <w:pPr>
+            <w:pStyle w:val="Code"/>
+            <w:ind w:left="2127"/>
+          </w:pPr>
+        </w:pPrChange>
+      </w:pPr>
+      <w:ins w:id="51" w:author="Ibrahem Saed Ahmd" w:date="2025-08-13T11:08:00Z" w16du:dateUtc="2025-08-13T08:08:00Z">
+        <w:r>
+          <w:t xml:space="preserve">Each neuron connects to the corresponding row in the </w:t>
+        </w:r>
+        <w:proofErr w:type="spellStart"/>
+        <w:r>
+          <w:t>yflash</w:t>
+        </w:r>
+        <w:proofErr w:type="spellEnd"/>
+        <w:r>
+          <w:t xml:space="preserve"> and each column of the </w:t>
+        </w:r>
+        <w:proofErr w:type="spellStart"/>
+        <w:r>
+          <w:t>yflash</w:t>
+        </w:r>
+        <w:proofErr w:type="spellEnd"/>
+        <w:r>
+          <w:t xml:space="preserve"> </w:t>
+        </w:r>
+        <w:proofErr w:type="spellStart"/>
+        <w:r>
+          <w:t>iss</w:t>
+        </w:r>
+        <w:proofErr w:type="spellEnd"/>
+        <w:r>
+          <w:t xml:space="preserve"> connected to the corresponding </w:t>
+        </w:r>
+      </w:ins>
+      <w:ins w:id="52" w:author="Ibrahem Saed Ahmd" w:date="2025-08-13T11:09:00Z" w16du:dateUtc="2025-08-13T08:09:00Z">
+        <w:r>
+          <w:t>entrance of each neuron in the next layer</w:t>
+        </w:r>
+      </w:ins>
     </w:p>
     <w:p>
       <w:pPr>
@@ -3923,7 +4248,6 @@
         <w:ind w:left="2127"/>
       </w:pPr>
       <w:r>
-        <w:lastRenderedPageBreak/>
         <w:fldChar w:fldCharType="begin"/>
       </w:r>
       <w:r>
@@ -4016,19 +4340,1972 @@
           <w:highlight w:val="yellow"/>
         </w:rPr>
       </w:pPr>
-      <w:bookmarkStart w:id="28" w:name="_Ref205373929"/>
-      <w:bookmarkStart w:id="29" w:name="_Toc205462361"/>
+      <w:bookmarkStart w:id="53" w:name="_Ref205373929"/>
+      <w:bookmarkStart w:id="54" w:name="_Toc205462361"/>
       <w:r>
         <w:t xml:space="preserve">Table </w:t>
       </w:r>
+      <w:fldSimple w:instr=" STYLEREF 1 \s ">
+        <w:r>
+          <w:rPr>
+            <w:noProof/>
+            <w:cs/>
+          </w:rPr>
+          <w:t>‎</w:t>
+        </w:r>
+        <w:r>
+          <w:rPr>
+            <w:noProof/>
+          </w:rPr>
+          <w:t>2</w:t>
+        </w:r>
+      </w:fldSimple>
+      <w:r>
+        <w:noBreakHyphen/>
+      </w:r>
+      <w:fldSimple w:instr=" SEQ Table \* ARABIC \s 1 ">
+        <w:r>
+          <w:rPr>
+            <w:noProof/>
+          </w:rPr>
+          <w:t>1</w:t>
+        </w:r>
+      </w:fldSimple>
+      <w:bookmarkEnd w:id="53"/>
+      <w:r>
+        <w:t>: LIF Network XML Configuration Parameter Definitions</w:t>
+      </w:r>
+      <w:bookmarkEnd w:id="54"/>
+    </w:p>
+    <w:tbl>
+      <w:tblPr>
+        <w:tblStyle w:val="TableGrid"/>
+        <w:tblW w:w="7513" w:type="dxa"/>
+        <w:tblInd w:w="1126" w:type="dxa"/>
+        <w:tblBorders>
+          <w:top w:val="single" w:sz="6" w:space="0" w:color="auto"/>
+          <w:left w:val="single" w:sz="6" w:space="0" w:color="auto"/>
+          <w:bottom w:val="single" w:sz="6" w:space="0" w:color="auto"/>
+          <w:right w:val="single" w:sz="6" w:space="0" w:color="auto"/>
+          <w:insideH w:val="single" w:sz="6" w:space="0" w:color="auto"/>
+          <w:insideV w:val="single" w:sz="6" w:space="0" w:color="auto"/>
+        </w:tblBorders>
+        <w:tblCellMar>
+          <w:left w:w="57" w:type="dxa"/>
+          <w:right w:w="57" w:type="dxa"/>
+        </w:tblCellMar>
+        <w:tblLook w:val="04A0" w:firstRow="1" w:lastRow="0" w:firstColumn="1" w:lastColumn="0" w:noHBand="0" w:noVBand="1"/>
+        <w:tblPrChange w:id="55" w:author="Ibrahem Saed Ahmd" w:date="2025-08-12T16:56:00Z" w16du:dateUtc="2025-08-12T13:56:00Z">
+          <w:tblPr>
+            <w:tblStyle w:val="TableGrid"/>
+            <w:tblW w:w="7513" w:type="dxa"/>
+            <w:tblInd w:w="1126" w:type="dxa"/>
+            <w:tblBorders>
+              <w:top w:val="single" w:sz="6" w:space="0" w:color="auto"/>
+              <w:left w:val="single" w:sz="6" w:space="0" w:color="auto"/>
+              <w:bottom w:val="single" w:sz="6" w:space="0" w:color="auto"/>
+              <w:right w:val="single" w:sz="6" w:space="0" w:color="auto"/>
+              <w:insideH w:val="single" w:sz="6" w:space="0" w:color="auto"/>
+              <w:insideV w:val="single" w:sz="6" w:space="0" w:color="auto"/>
+            </w:tblBorders>
+            <w:tblCellMar>
+              <w:left w:w="57" w:type="dxa"/>
+              <w:right w:w="57" w:type="dxa"/>
+            </w:tblCellMar>
+            <w:tblLook w:val="04A0" w:firstRow="1" w:lastRow="0" w:firstColumn="1" w:lastColumn="0" w:noHBand="0" w:noVBand="1"/>
+          </w:tblPr>
+        </w:tblPrChange>
+      </w:tblPr>
+      <w:tblGrid>
+        <w:gridCol w:w="1389"/>
+        <w:gridCol w:w="1680"/>
+        <w:gridCol w:w="984"/>
+        <w:gridCol w:w="1148"/>
+        <w:gridCol w:w="2312"/>
+        <w:tblGridChange w:id="56">
+          <w:tblGrid>
+            <w:gridCol w:w="1389"/>
+            <w:gridCol w:w="1680"/>
+            <w:gridCol w:w="984"/>
+            <w:gridCol w:w="1148"/>
+            <w:gridCol w:w="2312"/>
+          </w:tblGrid>
+        </w:tblGridChange>
+      </w:tblGrid>
+      <w:tr>
+        <w:trPr>
+          <w:cantSplit/>
+          <w:tblHeader/>
+          <w:trPrChange w:id="57" w:author="Ibrahem Saed Ahmd" w:date="2025-08-12T16:56:00Z" w16du:dateUtc="2025-08-12T13:56:00Z">
+            <w:trPr>
+              <w:cantSplit/>
+              <w:tblHeader/>
+            </w:trPr>
+          </w:trPrChange>
+        </w:trPr>
+        <w:tc>
+          <w:tcPr>
+            <w:tcW w:w="1389" w:type="dxa"/>
+            <w:shd w:val="clear" w:color="auto" w:fill="CECECE"/>
+            <w:vAlign w:val="center"/>
+            <w:tcPrChange w:id="58" w:author="Ibrahem Saed Ahmd" w:date="2025-08-12T16:56:00Z" w16du:dateUtc="2025-08-12T13:56:00Z">
+              <w:tcPr>
+                <w:tcW w:w="1418" w:type="dxa"/>
+                <w:shd w:val="clear" w:color="auto" w:fill="CECECE"/>
+                <w:vAlign w:val="center"/>
+              </w:tcPr>
+            </w:tcPrChange>
+          </w:tcPr>
+          <w:p>
+            <w:pPr>
+              <w:pStyle w:val="TabTitle"/>
+            </w:pPr>
+            <w:r>
+              <w:t>Parameter</w:t>
+            </w:r>
+          </w:p>
+        </w:tc>
+        <w:tc>
+          <w:tcPr>
+            <w:tcW w:w="1680" w:type="dxa"/>
+            <w:shd w:val="clear" w:color="auto" w:fill="CECECE"/>
+            <w:vAlign w:val="center"/>
+            <w:tcPrChange w:id="59" w:author="Ibrahem Saed Ahmd" w:date="2025-08-12T16:56:00Z" w16du:dateUtc="2025-08-12T13:56:00Z">
+              <w:tcPr>
+                <w:tcW w:w="1691" w:type="dxa"/>
+                <w:shd w:val="clear" w:color="auto" w:fill="CECECE"/>
+                <w:vAlign w:val="center"/>
+              </w:tcPr>
+            </w:tcPrChange>
+          </w:tcPr>
+          <w:p>
+            <w:pPr>
+              <w:pStyle w:val="TabTitle"/>
+            </w:pPr>
+            <w:r>
+              <w:t>Description</w:t>
+            </w:r>
+          </w:p>
+        </w:tc>
+        <w:tc>
+          <w:tcPr>
+            <w:tcW w:w="984" w:type="dxa"/>
+            <w:shd w:val="clear" w:color="auto" w:fill="CECECE"/>
+            <w:vAlign w:val="center"/>
+            <w:tcPrChange w:id="60" w:author="Ibrahem Saed Ahmd" w:date="2025-08-12T16:56:00Z" w16du:dateUtc="2025-08-12T13:56:00Z">
+              <w:tcPr>
+                <w:tcW w:w="1002" w:type="dxa"/>
+                <w:shd w:val="clear" w:color="auto" w:fill="CECECE"/>
+                <w:vAlign w:val="center"/>
+              </w:tcPr>
+            </w:tcPrChange>
+          </w:tcPr>
+          <w:p>
+            <w:pPr>
+              <w:pStyle w:val="TabTitle"/>
+            </w:pPr>
+            <w:r>
+              <w:t>Unit</w:t>
+            </w:r>
+          </w:p>
+        </w:tc>
+        <w:tc>
+          <w:tcPr>
+            <w:tcW w:w="1148" w:type="dxa"/>
+            <w:shd w:val="clear" w:color="auto" w:fill="CECECE"/>
+            <w:vAlign w:val="center"/>
+            <w:tcPrChange w:id="61" w:author="Ibrahem Saed Ahmd" w:date="2025-08-12T16:56:00Z" w16du:dateUtc="2025-08-12T13:56:00Z">
+              <w:tcPr>
+                <w:tcW w:w="992" w:type="dxa"/>
+                <w:shd w:val="clear" w:color="auto" w:fill="CECECE"/>
+                <w:vAlign w:val="center"/>
+              </w:tcPr>
+            </w:tcPrChange>
+          </w:tcPr>
+          <w:p>
+            <w:pPr>
+              <w:pStyle w:val="TabTitle"/>
+            </w:pPr>
+            <w:r>
+              <w:t>Example Value</w:t>
+            </w:r>
+          </w:p>
+        </w:tc>
+        <w:tc>
+          <w:tcPr>
+            <w:tcW w:w="2312" w:type="dxa"/>
+            <w:shd w:val="clear" w:color="auto" w:fill="CECECE"/>
+            <w:vAlign w:val="center"/>
+            <w:tcPrChange w:id="62" w:author="Ibrahem Saed Ahmd" w:date="2025-08-12T16:56:00Z" w16du:dateUtc="2025-08-12T13:56:00Z">
+              <w:tcPr>
+                <w:tcW w:w="2410" w:type="dxa"/>
+                <w:shd w:val="clear" w:color="auto" w:fill="CECECE"/>
+                <w:vAlign w:val="center"/>
+              </w:tcPr>
+            </w:tcPrChange>
+          </w:tcPr>
+          <w:p>
+            <w:pPr>
+              <w:pStyle w:val="TabTitle"/>
+            </w:pPr>
+            <w:r>
+              <w:t>Notes</w:t>
+            </w:r>
+          </w:p>
+        </w:tc>
+      </w:tr>
+      <w:tr>
+        <w:trPr>
+          <w:cantSplit/>
+          <w:trPrChange w:id="63" w:author="Ibrahem Saed Ahmd" w:date="2025-08-12T16:56:00Z" w16du:dateUtc="2025-08-12T13:56:00Z">
+            <w:trPr>
+              <w:cantSplit/>
+            </w:trPr>
+          </w:trPrChange>
+        </w:trPr>
+        <w:tc>
+          <w:tcPr>
+            <w:tcW w:w="1389" w:type="dxa"/>
+            <w:tcPrChange w:id="64" w:author="Ibrahem Saed Ahmd" w:date="2025-08-12T16:56:00Z" w16du:dateUtc="2025-08-12T13:56:00Z">
+              <w:tcPr>
+                <w:tcW w:w="1418" w:type="dxa"/>
+              </w:tcPr>
+            </w:tcPrChange>
+          </w:tcPr>
+          <w:p>
+            <w:pPr>
+              <w:pStyle w:val="TabNormal"/>
+              <w:keepNext/>
+            </w:pPr>
+            <w:r>
+              <w:t>Cm</w:t>
+            </w:r>
+          </w:p>
+        </w:tc>
+        <w:tc>
+          <w:tcPr>
+            <w:tcW w:w="1680" w:type="dxa"/>
+            <w:tcPrChange w:id="65" w:author="Ibrahem Saed Ahmd" w:date="2025-08-12T16:56:00Z" w16du:dateUtc="2025-08-12T13:56:00Z">
+              <w:tcPr>
+                <w:tcW w:w="1691" w:type="dxa"/>
+              </w:tcPr>
+            </w:tcPrChange>
+          </w:tcPr>
+          <w:p>
+            <w:pPr>
+              <w:pStyle w:val="TabNormal"/>
+              <w:keepNext/>
+            </w:pPr>
+            <w:r>
+              <w:t>Membrane capacitance</w:t>
+            </w:r>
+          </w:p>
+        </w:tc>
+        <w:tc>
+          <w:tcPr>
+            <w:tcW w:w="984" w:type="dxa"/>
+            <w:tcPrChange w:id="66" w:author="Ibrahem Saed Ahmd" w:date="2025-08-12T16:56:00Z" w16du:dateUtc="2025-08-12T13:56:00Z">
+              <w:tcPr>
+                <w:tcW w:w="1002" w:type="dxa"/>
+              </w:tcPr>
+            </w:tcPrChange>
+          </w:tcPr>
+          <w:p>
+            <w:pPr>
+              <w:pStyle w:val="TabNormal"/>
+              <w:keepNext/>
+            </w:pPr>
+            <w:r>
+              <w:t>Farads (F)</w:t>
+            </w:r>
+          </w:p>
+        </w:tc>
+        <w:tc>
+          <w:tcPr>
+            <w:tcW w:w="1148" w:type="dxa"/>
+            <w:tcPrChange w:id="67" w:author="Ibrahem Saed Ahmd" w:date="2025-08-12T16:56:00Z" w16du:dateUtc="2025-08-12T13:56:00Z">
+              <w:tcPr>
+                <w:tcW w:w="992" w:type="dxa"/>
+              </w:tcPr>
+            </w:tcPrChange>
+          </w:tcPr>
+          <w:p>
+            <w:pPr>
+              <w:pStyle w:val="TabNormal"/>
+              <w:keepNext/>
+            </w:pPr>
+            <w:proofErr w:type="gramStart"/>
+            <w:r>
+              <w:t>1e</w:t>
+            </w:r>
+            <w:proofErr w:type="gramEnd"/>
+            <w:r>
+              <w:t>-6</w:t>
+            </w:r>
+          </w:p>
+        </w:tc>
+        <w:tc>
+          <w:tcPr>
+            <w:tcW w:w="2312" w:type="dxa"/>
+            <w:tcPrChange w:id="68" w:author="Ibrahem Saed Ahmd" w:date="2025-08-12T16:56:00Z" w16du:dateUtc="2025-08-12T13:56:00Z">
+              <w:tcPr>
+                <w:tcW w:w="2410" w:type="dxa"/>
+              </w:tcPr>
+            </w:tcPrChange>
+          </w:tcPr>
+          <w:p>
+            <w:pPr>
+              <w:pStyle w:val="TabNormal"/>
+              <w:keepNext/>
+            </w:pPr>
+            <w:r>
+              <w:t>Determines the neuron integration time constant</w:t>
+            </w:r>
+          </w:p>
+        </w:tc>
+      </w:tr>
+      <w:tr>
+        <w:trPr>
+          <w:cantSplit/>
+          <w:trPrChange w:id="69" w:author="Ibrahem Saed Ahmd" w:date="2025-08-12T16:56:00Z" w16du:dateUtc="2025-08-12T13:56:00Z">
+            <w:trPr>
+              <w:cantSplit/>
+            </w:trPr>
+          </w:trPrChange>
+        </w:trPr>
+        <w:tc>
+          <w:tcPr>
+            <w:tcW w:w="1389" w:type="dxa"/>
+            <w:tcPrChange w:id="70" w:author="Ibrahem Saed Ahmd" w:date="2025-08-12T16:56:00Z" w16du:dateUtc="2025-08-12T13:56:00Z">
+              <w:tcPr>
+                <w:tcW w:w="1418" w:type="dxa"/>
+              </w:tcPr>
+            </w:tcPrChange>
+          </w:tcPr>
+          <w:p>
+            <w:pPr>
+              <w:pStyle w:val="TabNormal"/>
+            </w:pPr>
+            <w:r>
+              <w:t>Cf</w:t>
+            </w:r>
+          </w:p>
+        </w:tc>
+        <w:tc>
+          <w:tcPr>
+            <w:tcW w:w="1680" w:type="dxa"/>
+            <w:tcPrChange w:id="71" w:author="Ibrahem Saed Ahmd" w:date="2025-08-12T16:56:00Z" w16du:dateUtc="2025-08-12T13:56:00Z">
+              <w:tcPr>
+                <w:tcW w:w="1691" w:type="dxa"/>
+              </w:tcPr>
+            </w:tcPrChange>
+          </w:tcPr>
+          <w:p>
+            <w:pPr>
+              <w:pStyle w:val="TabNormal"/>
+            </w:pPr>
+            <w:r>
+              <w:t>Feedback capacitance</w:t>
+            </w:r>
+          </w:p>
+        </w:tc>
+        <w:tc>
+          <w:tcPr>
+            <w:tcW w:w="984" w:type="dxa"/>
+            <w:tcPrChange w:id="72" w:author="Ibrahem Saed Ahmd" w:date="2025-08-12T16:56:00Z" w16du:dateUtc="2025-08-12T13:56:00Z">
+              <w:tcPr>
+                <w:tcW w:w="1002" w:type="dxa"/>
+              </w:tcPr>
+            </w:tcPrChange>
+          </w:tcPr>
+          <w:p>
+            <w:pPr>
+              <w:pStyle w:val="TabNormal"/>
+            </w:pPr>
+            <w:r>
+              <w:t>Farads (F)</w:t>
+            </w:r>
+          </w:p>
+        </w:tc>
+        <w:tc>
+          <w:tcPr>
+            <w:tcW w:w="1148" w:type="dxa"/>
+            <w:tcPrChange w:id="73" w:author="Ibrahem Saed Ahmd" w:date="2025-08-12T16:56:00Z" w16du:dateUtc="2025-08-12T13:56:00Z">
+              <w:tcPr>
+                <w:tcW w:w="992" w:type="dxa"/>
+              </w:tcPr>
+            </w:tcPrChange>
+          </w:tcPr>
+          <w:p>
+            <w:pPr>
+              <w:pStyle w:val="TabNormal"/>
+            </w:pPr>
+            <w:r>
+              <w:t>1e-9</w:t>
+            </w:r>
+          </w:p>
+        </w:tc>
+        <w:tc>
+          <w:tcPr>
+            <w:tcW w:w="2312" w:type="dxa"/>
+            <w:tcPrChange w:id="74" w:author="Ibrahem Saed Ahmd" w:date="2025-08-12T16:56:00Z" w16du:dateUtc="2025-08-12T13:56:00Z">
+              <w:tcPr>
+                <w:tcW w:w="2410" w:type="dxa"/>
+              </w:tcPr>
+            </w:tcPrChange>
+          </w:tcPr>
+          <w:p>
+            <w:pPr>
+              <w:pStyle w:val="TabNormal"/>
+            </w:pPr>
+            <w:r>
+              <w:t>Affects how quickly the membrane voltage resets or leaks after a spike</w:t>
+            </w:r>
+          </w:p>
+        </w:tc>
+      </w:tr>
+      <w:tr>
+        <w:trPr>
+          <w:cantSplit/>
+          <w:trPrChange w:id="75" w:author="Ibrahem Saed Ahmd" w:date="2025-08-12T16:56:00Z" w16du:dateUtc="2025-08-12T13:56:00Z">
+            <w:trPr>
+              <w:cantSplit/>
+            </w:trPr>
+          </w:trPrChange>
+        </w:trPr>
+        <w:tc>
+          <w:tcPr>
+            <w:tcW w:w="1389" w:type="dxa"/>
+            <w:tcPrChange w:id="76" w:author="Ibrahem Saed Ahmd" w:date="2025-08-12T16:56:00Z" w16du:dateUtc="2025-08-12T13:56:00Z">
+              <w:tcPr>
+                <w:tcW w:w="1418" w:type="dxa"/>
+              </w:tcPr>
+            </w:tcPrChange>
+          </w:tcPr>
+          <w:p>
+            <w:pPr>
+              <w:pStyle w:val="TabNormal"/>
+            </w:pPr>
+            <w:r>
+              <w:t>VDD</w:t>
+            </w:r>
+          </w:p>
+        </w:tc>
+        <w:tc>
+          <w:tcPr>
+            <w:tcW w:w="1680" w:type="dxa"/>
+            <w:tcPrChange w:id="77" w:author="Ibrahem Saed Ahmd" w:date="2025-08-12T16:56:00Z" w16du:dateUtc="2025-08-12T13:56:00Z">
+              <w:tcPr>
+                <w:tcW w:w="1691" w:type="dxa"/>
+              </w:tcPr>
+            </w:tcPrChange>
+          </w:tcPr>
+          <w:p>
+            <w:pPr>
+              <w:pStyle w:val="TabNormal"/>
+            </w:pPr>
+            <w:r>
+              <w:t>Supply voltage</w:t>
+            </w:r>
+          </w:p>
+        </w:tc>
+        <w:tc>
+          <w:tcPr>
+            <w:tcW w:w="984" w:type="dxa"/>
+            <w:tcPrChange w:id="78" w:author="Ibrahem Saed Ahmd" w:date="2025-08-12T16:56:00Z" w16du:dateUtc="2025-08-12T13:56:00Z">
+              <w:tcPr>
+                <w:tcW w:w="1002" w:type="dxa"/>
+              </w:tcPr>
+            </w:tcPrChange>
+          </w:tcPr>
+          <w:p>
+            <w:pPr>
+              <w:pStyle w:val="TabNormal"/>
+            </w:pPr>
+            <w:r>
+              <w:t>Volts (V)</w:t>
+            </w:r>
+          </w:p>
+        </w:tc>
+        <w:tc>
+          <w:tcPr>
+            <w:tcW w:w="1148" w:type="dxa"/>
+            <w:tcPrChange w:id="79" w:author="Ibrahem Saed Ahmd" w:date="2025-08-12T16:56:00Z" w16du:dateUtc="2025-08-12T13:56:00Z">
+              <w:tcPr>
+                <w:tcW w:w="992" w:type="dxa"/>
+              </w:tcPr>
+            </w:tcPrChange>
+          </w:tcPr>
+          <w:p>
+            <w:pPr>
+              <w:pStyle w:val="TabNormal"/>
+            </w:pPr>
+            <w:r>
+              <w:t>5.0</w:t>
+            </w:r>
+          </w:p>
+        </w:tc>
+        <w:tc>
+          <w:tcPr>
+            <w:tcW w:w="2312" w:type="dxa"/>
+            <w:tcPrChange w:id="80" w:author="Ibrahem Saed Ahmd" w:date="2025-08-12T16:56:00Z" w16du:dateUtc="2025-08-12T13:56:00Z">
+              <w:tcPr>
+                <w:tcW w:w="2410" w:type="dxa"/>
+              </w:tcPr>
+            </w:tcPrChange>
+          </w:tcPr>
+          <w:p>
+            <w:pPr>
+              <w:pStyle w:val="TabNormal"/>
+            </w:pPr>
+            <w:r>
+              <w:t xml:space="preserve">Sets </w:t>
+            </w:r>
+            <w:r>
+              <w:t xml:space="preserve">the </w:t>
+            </w:r>
+            <w:r>
+              <w:t>upper voltage bounds for circuit behavior</w:t>
+            </w:r>
+          </w:p>
+        </w:tc>
+      </w:tr>
+      <w:tr>
+        <w:trPr>
+          <w:cantSplit/>
+          <w:trPrChange w:id="81" w:author="Ibrahem Saed Ahmd" w:date="2025-08-12T16:56:00Z" w16du:dateUtc="2025-08-12T13:56:00Z">
+            <w:trPr>
+              <w:cantSplit/>
+            </w:trPr>
+          </w:trPrChange>
+        </w:trPr>
+        <w:tc>
+          <w:tcPr>
+            <w:tcW w:w="1389" w:type="dxa"/>
+            <w:tcPrChange w:id="82" w:author="Ibrahem Saed Ahmd" w:date="2025-08-12T16:56:00Z" w16du:dateUtc="2025-08-12T13:56:00Z">
+              <w:tcPr>
+                <w:tcW w:w="1418" w:type="dxa"/>
+              </w:tcPr>
+            </w:tcPrChange>
+          </w:tcPr>
+          <w:p>
+            <w:pPr>
+              <w:pStyle w:val="TabNormal"/>
+            </w:pPr>
+            <w:proofErr w:type="spellStart"/>
+            <w:r>
+              <w:t>VTh</w:t>
+            </w:r>
+            <w:proofErr w:type="spellEnd"/>
+          </w:p>
+        </w:tc>
+        <w:tc>
+          <w:tcPr>
+            <w:tcW w:w="1680" w:type="dxa"/>
+            <w:tcPrChange w:id="83" w:author="Ibrahem Saed Ahmd" w:date="2025-08-12T16:56:00Z" w16du:dateUtc="2025-08-12T13:56:00Z">
+              <w:tcPr>
+                <w:tcW w:w="1691" w:type="dxa"/>
+              </w:tcPr>
+            </w:tcPrChange>
+          </w:tcPr>
+          <w:p>
+            <w:pPr>
+              <w:pStyle w:val="TabNormal"/>
+            </w:pPr>
+            <w:r>
+              <w:t>Threshold voltage</w:t>
+            </w:r>
+          </w:p>
+        </w:tc>
+        <w:tc>
+          <w:tcPr>
+            <w:tcW w:w="984" w:type="dxa"/>
+            <w:tcPrChange w:id="84" w:author="Ibrahem Saed Ahmd" w:date="2025-08-12T16:56:00Z" w16du:dateUtc="2025-08-12T13:56:00Z">
+              <w:tcPr>
+                <w:tcW w:w="1002" w:type="dxa"/>
+              </w:tcPr>
+            </w:tcPrChange>
+          </w:tcPr>
+          <w:p>
+            <w:pPr>
+              <w:pStyle w:val="TabNormal"/>
+            </w:pPr>
+            <w:r>
+              <w:t>Volts (V)</w:t>
+            </w:r>
+          </w:p>
+        </w:tc>
+        <w:tc>
+          <w:tcPr>
+            <w:tcW w:w="1148" w:type="dxa"/>
+            <w:tcPrChange w:id="85" w:author="Ibrahem Saed Ahmd" w:date="2025-08-12T16:56:00Z" w16du:dateUtc="2025-08-12T13:56:00Z">
+              <w:tcPr>
+                <w:tcW w:w="992" w:type="dxa"/>
+              </w:tcPr>
+            </w:tcPrChange>
+          </w:tcPr>
+          <w:p>
+            <w:pPr>
+              <w:pStyle w:val="TabNormal"/>
+            </w:pPr>
+            <w:r>
+              <w:t>1.0</w:t>
+            </w:r>
+          </w:p>
+        </w:tc>
+        <w:tc>
+          <w:tcPr>
+            <w:tcW w:w="2312" w:type="dxa"/>
+            <w:tcPrChange w:id="86" w:author="Ibrahem Saed Ahmd" w:date="2025-08-12T16:56:00Z" w16du:dateUtc="2025-08-12T13:56:00Z">
+              <w:tcPr>
+                <w:tcW w:w="2410" w:type="dxa"/>
+              </w:tcPr>
+            </w:tcPrChange>
+          </w:tcPr>
+          <w:p>
+            <w:pPr>
+              <w:pStyle w:val="TabNormal"/>
+            </w:pPr>
+            <w:r>
+              <w:t>Defines the spike generation threshold</w:t>
+            </w:r>
+          </w:p>
+        </w:tc>
+      </w:tr>
+      <w:tr>
+        <w:trPr>
+          <w:cantSplit/>
+          <w:trPrChange w:id="87" w:author="Ibrahem Saed Ahmd" w:date="2025-08-12T16:56:00Z" w16du:dateUtc="2025-08-12T13:56:00Z">
+            <w:trPr>
+              <w:cantSplit/>
+            </w:trPr>
+          </w:trPrChange>
+        </w:trPr>
+        <w:tc>
+          <w:tcPr>
+            <w:tcW w:w="1389" w:type="dxa"/>
+            <w:tcPrChange w:id="88" w:author="Ibrahem Saed Ahmd" w:date="2025-08-12T16:56:00Z" w16du:dateUtc="2025-08-12T13:56:00Z">
+              <w:tcPr>
+                <w:tcW w:w="1418" w:type="dxa"/>
+              </w:tcPr>
+            </w:tcPrChange>
+          </w:tcPr>
+          <w:p>
+            <w:pPr>
+              <w:pStyle w:val="TabNormal"/>
+            </w:pPr>
+            <w:r>
+              <w:t>K</w:t>
+            </w:r>
+          </w:p>
+        </w:tc>
+        <w:tc>
+          <w:tcPr>
+            <w:tcW w:w="1680" w:type="dxa"/>
+            <w:tcPrChange w:id="89" w:author="Ibrahem Saed Ahmd" w:date="2025-08-12T16:56:00Z" w16du:dateUtc="2025-08-12T13:56:00Z">
+              <w:tcPr>
+                <w:tcW w:w="1691" w:type="dxa"/>
+              </w:tcPr>
+            </w:tcPrChange>
+          </w:tcPr>
+          <w:p>
+            <w:pPr>
+              <w:pStyle w:val="TabNormal"/>
+            </w:pPr>
+            <w:r>
+              <w:t>Gain factor</w:t>
+            </w:r>
+          </w:p>
+        </w:tc>
+        <w:tc>
+          <w:tcPr>
+            <w:tcW w:w="984" w:type="dxa"/>
+            <w:tcPrChange w:id="90" w:author="Ibrahem Saed Ahmd" w:date="2025-08-12T16:56:00Z" w16du:dateUtc="2025-08-12T13:56:00Z">
+              <w:tcPr>
+                <w:tcW w:w="1002" w:type="dxa"/>
+              </w:tcPr>
+            </w:tcPrChange>
+          </w:tcPr>
+          <w:p>
+            <w:pPr>
+              <w:pStyle w:val="TabNormal"/>
+            </w:pPr>
+            <w:r>
+              <w:t>N/A</w:t>
+            </w:r>
+          </w:p>
+        </w:tc>
+        <w:tc>
+          <w:tcPr>
+            <w:tcW w:w="1148" w:type="dxa"/>
+            <w:tcPrChange w:id="91" w:author="Ibrahem Saed Ahmd" w:date="2025-08-12T16:56:00Z" w16du:dateUtc="2025-08-12T13:56:00Z">
+              <w:tcPr>
+                <w:tcW w:w="992" w:type="dxa"/>
+              </w:tcPr>
+            </w:tcPrChange>
+          </w:tcPr>
+          <w:p>
+            <w:pPr>
+              <w:pStyle w:val="TabNormal"/>
+            </w:pPr>
+            <w:r>
+              <w:t>2</w:t>
+            </w:r>
+          </w:p>
+        </w:tc>
+        <w:tc>
+          <w:tcPr>
+            <w:tcW w:w="2312" w:type="dxa"/>
+            <w:tcPrChange w:id="92" w:author="Ibrahem Saed Ahmd" w:date="2025-08-12T16:56:00Z" w16du:dateUtc="2025-08-12T13:56:00Z">
+              <w:tcPr>
+                <w:tcW w:w="2410" w:type="dxa"/>
+              </w:tcPr>
+            </w:tcPrChange>
+          </w:tcPr>
+          <w:p>
+            <w:pPr>
+              <w:pStyle w:val="TabNormal"/>
+            </w:pPr>
+            <w:r>
+              <w:t>Dimensionless scaling factor (</w:t>
+            </w:r>
+            <w:r>
+              <w:t>for example,</w:t>
+            </w:r>
+            <w:r>
+              <w:t xml:space="preserve"> for current mirror)</w:t>
+            </w:r>
+          </w:p>
+        </w:tc>
+      </w:tr>
+      <w:tr>
+        <w:trPr>
+          <w:cantSplit/>
+          <w:trPrChange w:id="93" w:author="Ibrahem Saed Ahmd" w:date="2025-08-12T16:56:00Z" w16du:dateUtc="2025-08-12T13:56:00Z">
+            <w:trPr>
+              <w:cantSplit/>
+            </w:trPr>
+          </w:trPrChange>
+        </w:trPr>
+        <w:tc>
+          <w:tcPr>
+            <w:tcW w:w="1389" w:type="dxa"/>
+            <w:tcPrChange w:id="94" w:author="Ibrahem Saed Ahmd" w:date="2025-08-12T16:56:00Z" w16du:dateUtc="2025-08-12T13:56:00Z">
+              <w:tcPr>
+                <w:tcW w:w="1418" w:type="dxa"/>
+              </w:tcPr>
+            </w:tcPrChange>
+          </w:tcPr>
+          <w:p>
+            <w:pPr>
+              <w:pStyle w:val="TabNormal"/>
+            </w:pPr>
+            <w:proofErr w:type="spellStart"/>
+            <w:r>
+              <w:t>Rmin</w:t>
+            </w:r>
+            <w:proofErr w:type="spellEnd"/>
+            <w:r>
+              <w:t>/</w:t>
+            </w:r>
+            <w:proofErr w:type="spellStart"/>
+            <w:r>
+              <w:t>Rmax</w:t>
+            </w:r>
+            <w:proofErr w:type="spellEnd"/>
+          </w:p>
+        </w:tc>
+        <w:tc>
+          <w:tcPr>
+            <w:tcW w:w="1680" w:type="dxa"/>
+            <w:tcPrChange w:id="95" w:author="Ibrahem Saed Ahmd" w:date="2025-08-12T16:56:00Z" w16du:dateUtc="2025-08-12T13:56:00Z">
+              <w:tcPr>
+                <w:tcW w:w="1691" w:type="dxa"/>
+              </w:tcPr>
+            </w:tcPrChange>
+          </w:tcPr>
+          <w:p>
+            <w:pPr>
+              <w:pStyle w:val="TabNormal"/>
+            </w:pPr>
+            <w:r>
+              <w:t>Min/Max resistance in synaptic array</w:t>
+            </w:r>
+          </w:p>
+        </w:tc>
+        <w:tc>
+          <w:tcPr>
+            <w:tcW w:w="984" w:type="dxa"/>
+            <w:tcPrChange w:id="96" w:author="Ibrahem Saed Ahmd" w:date="2025-08-12T16:56:00Z" w16du:dateUtc="2025-08-12T13:56:00Z">
+              <w:tcPr>
+                <w:tcW w:w="1002" w:type="dxa"/>
+              </w:tcPr>
+            </w:tcPrChange>
+          </w:tcPr>
+          <w:p>
+            <w:pPr>
+              <w:pStyle w:val="TabNormal"/>
+            </w:pPr>
+            <w:r>
+              <w:t>Ohms (Ω)</w:t>
+            </w:r>
+          </w:p>
+        </w:tc>
+        <w:tc>
+          <w:tcPr>
+            <w:tcW w:w="1148" w:type="dxa"/>
+            <w:tcPrChange w:id="97" w:author="Ibrahem Saed Ahmd" w:date="2025-08-12T16:56:00Z" w16du:dateUtc="2025-08-12T13:56:00Z">
+              <w:tcPr>
+                <w:tcW w:w="992" w:type="dxa"/>
+              </w:tcPr>
+            </w:tcPrChange>
+          </w:tcPr>
+          <w:p>
+            <w:pPr>
+              <w:pStyle w:val="TabNormal"/>
+            </w:pPr>
+            <w:r>
+              <w:t>145e3</w:t>
+            </w:r>
+            <w:r>
+              <w:t>/</w:t>
+            </w:r>
+            <w:r>
+              <w:t>145e6</w:t>
+            </w:r>
+          </w:p>
+        </w:tc>
+        <w:tc>
+          <w:tcPr>
+            <w:tcW w:w="2312" w:type="dxa"/>
+            <w:tcPrChange w:id="98" w:author="Ibrahem Saed Ahmd" w:date="2025-08-12T16:56:00Z" w16du:dateUtc="2025-08-12T13:56:00Z">
+              <w:tcPr>
+                <w:tcW w:w="2410" w:type="dxa"/>
+              </w:tcPr>
+            </w:tcPrChange>
+          </w:tcPr>
+          <w:p>
+            <w:pPr>
+              <w:pStyle w:val="TabNormal"/>
+            </w:pPr>
+            <w:r>
+              <w:t>Used for dynamic range in weight representation</w:t>
+            </w:r>
+          </w:p>
+        </w:tc>
+      </w:tr>
+      <w:tr>
+        <w:trPr>
+          <w:cantSplit/>
+          <w:trPrChange w:id="99" w:author="Ibrahem Saed Ahmd" w:date="2025-08-12T16:56:00Z" w16du:dateUtc="2025-08-12T13:56:00Z">
+            <w:trPr>
+              <w:cantSplit/>
+            </w:trPr>
+          </w:trPrChange>
+        </w:trPr>
+        <w:tc>
+          <w:tcPr>
+            <w:tcW w:w="1389" w:type="dxa"/>
+            <w:tcPrChange w:id="100" w:author="Ibrahem Saed Ahmd" w:date="2025-08-12T16:56:00Z" w16du:dateUtc="2025-08-12T13:56:00Z">
+              <w:tcPr>
+                <w:tcW w:w="1418" w:type="dxa"/>
+              </w:tcPr>
+            </w:tcPrChange>
+          </w:tcPr>
+          <w:p>
+            <w:pPr>
+              <w:pStyle w:val="TabNormal"/>
+            </w:pPr>
+            <w:r>
+              <w:t>gm</w:t>
+            </w:r>
+          </w:p>
+        </w:tc>
+        <w:tc>
+          <w:tcPr>
+            <w:tcW w:w="1680" w:type="dxa"/>
+            <w:tcPrChange w:id="101" w:author="Ibrahem Saed Ahmd" w:date="2025-08-12T16:56:00Z" w16du:dateUtc="2025-08-12T13:56:00Z">
+              <w:tcPr>
+                <w:tcW w:w="1691" w:type="dxa"/>
+              </w:tcPr>
+            </w:tcPrChange>
+          </w:tcPr>
+          <w:p>
+            <w:pPr>
+              <w:pStyle w:val="TabNormal"/>
+            </w:pPr>
+            <w:r>
+              <w:t>Transconductance</w:t>
+            </w:r>
+          </w:p>
+        </w:tc>
+        <w:tc>
+          <w:tcPr>
+            <w:tcW w:w="984" w:type="dxa"/>
+            <w:tcPrChange w:id="102" w:author="Ibrahem Saed Ahmd" w:date="2025-08-12T16:56:00Z" w16du:dateUtc="2025-08-12T13:56:00Z">
+              <w:tcPr>
+                <w:tcW w:w="1002" w:type="dxa"/>
+              </w:tcPr>
+            </w:tcPrChange>
+          </w:tcPr>
+          <w:p>
+            <w:pPr>
+              <w:pStyle w:val="TabNormal"/>
+            </w:pPr>
+            <w:r>
+              <w:t>Siemens (S)</w:t>
+            </w:r>
+          </w:p>
+        </w:tc>
+        <w:tc>
+          <w:tcPr>
+            <w:tcW w:w="1148" w:type="dxa"/>
+            <w:tcPrChange w:id="103" w:author="Ibrahem Saed Ahmd" w:date="2025-08-12T16:56:00Z" w16du:dateUtc="2025-08-12T13:56:00Z">
+              <w:tcPr>
+                <w:tcW w:w="992" w:type="dxa"/>
+              </w:tcPr>
+            </w:tcPrChange>
+          </w:tcPr>
+          <w:p>
+            <w:pPr>
+              <w:pStyle w:val="TabNormal"/>
+            </w:pPr>
+            <w:r>
+              <w:t>6.896e-6</w:t>
+            </w:r>
+          </w:p>
+        </w:tc>
+        <w:tc>
+          <w:tcPr>
+            <w:tcW w:w="2312" w:type="dxa"/>
+            <w:tcPrChange w:id="104" w:author="Ibrahem Saed Ahmd" w:date="2025-08-12T16:56:00Z" w16du:dateUtc="2025-08-12T13:56:00Z">
+              <w:tcPr>
+                <w:tcW w:w="2410" w:type="dxa"/>
+              </w:tcPr>
+            </w:tcPrChange>
+          </w:tcPr>
+          <w:p>
+            <w:pPr>
+              <w:pStyle w:val="TabNormal"/>
+            </w:pPr>
+            <w:r>
+              <w:t>Typically from the input differential pair</w:t>
+            </w:r>
+          </w:p>
+        </w:tc>
+      </w:tr>
+      <w:tr>
+        <w:trPr>
+          <w:cantSplit/>
+          <w:trPrChange w:id="105" w:author="Ibrahem Saed Ahmd" w:date="2025-08-12T16:56:00Z" w16du:dateUtc="2025-08-12T13:56:00Z">
+            <w:trPr>
+              <w:cantSplit/>
+            </w:trPr>
+          </w:trPrChange>
+        </w:trPr>
+        <w:tc>
+          <w:tcPr>
+            <w:tcW w:w="1389" w:type="dxa"/>
+            <w:tcPrChange w:id="106" w:author="Ibrahem Saed Ahmd" w:date="2025-08-12T16:56:00Z" w16du:dateUtc="2025-08-12T13:56:00Z">
+              <w:tcPr>
+                <w:tcW w:w="1418" w:type="dxa"/>
+              </w:tcPr>
+            </w:tcPrChange>
+          </w:tcPr>
+          <w:p>
+            <w:pPr>
+              <w:pStyle w:val="TabNormal"/>
+            </w:pPr>
+            <w:r>
+              <w:t>CGB*, CGD*, CDB*</w:t>
+            </w:r>
+          </w:p>
+        </w:tc>
+        <w:tc>
+          <w:tcPr>
+            <w:tcW w:w="1680" w:type="dxa"/>
+            <w:tcPrChange w:id="107" w:author="Ibrahem Saed Ahmd" w:date="2025-08-12T16:56:00Z" w16du:dateUtc="2025-08-12T13:56:00Z">
+              <w:tcPr>
+                <w:tcW w:w="1691" w:type="dxa"/>
+              </w:tcPr>
+            </w:tcPrChange>
+          </w:tcPr>
+          <w:p>
+            <w:pPr>
+              <w:pStyle w:val="TabNormal"/>
+            </w:pPr>
+            <w:r>
+              <w:t>Parasitic capacitances (Gate-*, Drain-*, Bulk-*)</w:t>
+            </w:r>
+          </w:p>
+        </w:tc>
+        <w:tc>
+          <w:tcPr>
+            <w:tcW w:w="984" w:type="dxa"/>
+            <w:tcPrChange w:id="108" w:author="Ibrahem Saed Ahmd" w:date="2025-08-12T16:56:00Z" w16du:dateUtc="2025-08-12T13:56:00Z">
+              <w:tcPr>
+                <w:tcW w:w="1002" w:type="dxa"/>
+              </w:tcPr>
+            </w:tcPrChange>
+          </w:tcPr>
+          <w:p>
+            <w:pPr>
+              <w:pStyle w:val="TabNormal"/>
+            </w:pPr>
+            <w:r>
+              <w:t>Farads (F)</w:t>
+            </w:r>
+          </w:p>
+        </w:tc>
+        <w:tc>
+          <w:tcPr>
+            <w:tcW w:w="1148" w:type="dxa"/>
+            <w:tcPrChange w:id="109" w:author="Ibrahem Saed Ahmd" w:date="2025-08-12T16:56:00Z" w16du:dateUtc="2025-08-12T13:56:00Z">
+              <w:tcPr>
+                <w:tcW w:w="992" w:type="dxa"/>
+              </w:tcPr>
+            </w:tcPrChange>
+          </w:tcPr>
+          <w:p>
+            <w:pPr>
+              <w:pStyle w:val="TabNormal"/>
+            </w:pPr>
+            <w:r>
+              <w:t>~e-18 values</w:t>
+            </w:r>
+          </w:p>
+        </w:tc>
+        <w:tc>
+          <w:tcPr>
+            <w:tcW w:w="2312" w:type="dxa"/>
+            <w:tcPrChange w:id="110" w:author="Ibrahem Saed Ahmd" w:date="2025-08-12T16:56:00Z" w16du:dateUtc="2025-08-12T13:56:00Z">
+              <w:tcPr>
+                <w:tcW w:w="2410" w:type="dxa"/>
+              </w:tcPr>
+            </w:tcPrChange>
+          </w:tcPr>
+          <w:p>
+            <w:pPr>
+              <w:pStyle w:val="TabNormal"/>
+            </w:pPr>
+            <w:r>
+              <w:t>Derived from transistor model extraction</w:t>
+            </w:r>
+          </w:p>
+        </w:tc>
+      </w:tr>
+      <w:tr>
+        <w:trPr>
+          <w:cantSplit/>
+          <w:trPrChange w:id="111" w:author="Ibrahem Saed Ahmd" w:date="2025-08-12T16:56:00Z" w16du:dateUtc="2025-08-12T13:56:00Z">
+            <w:trPr>
+              <w:cantSplit/>
+            </w:trPr>
+          </w:trPrChange>
+        </w:trPr>
+        <w:tc>
+          <w:tcPr>
+            <w:tcW w:w="1389" w:type="dxa"/>
+            <w:tcPrChange w:id="112" w:author="Ibrahem Saed Ahmd" w:date="2025-08-12T16:56:00Z" w16du:dateUtc="2025-08-12T13:56:00Z">
+              <w:tcPr>
+                <w:tcW w:w="1418" w:type="dxa"/>
+              </w:tcPr>
+            </w:tcPrChange>
+          </w:tcPr>
+          <w:p>
+            <w:pPr>
+              <w:pStyle w:val="TabNormal"/>
+            </w:pPr>
+            <w:r>
+              <w:t>req</w:t>
+            </w:r>
+          </w:p>
+        </w:tc>
+        <w:tc>
+          <w:tcPr>
+            <w:tcW w:w="1680" w:type="dxa"/>
+            <w:tcPrChange w:id="113" w:author="Ibrahem Saed Ahmd" w:date="2025-08-12T16:56:00Z" w16du:dateUtc="2025-08-12T13:56:00Z">
+              <w:tcPr>
+                <w:tcW w:w="1691" w:type="dxa"/>
+              </w:tcPr>
+            </w:tcPrChange>
+          </w:tcPr>
+          <w:p>
+            <w:pPr>
+              <w:pStyle w:val="TabNormal"/>
+            </w:pPr>
+            <w:r>
+              <w:t>Effective resistance</w:t>
+            </w:r>
+          </w:p>
+        </w:tc>
+        <w:tc>
+          <w:tcPr>
+            <w:tcW w:w="984" w:type="dxa"/>
+            <w:tcPrChange w:id="114" w:author="Ibrahem Saed Ahmd" w:date="2025-08-12T16:56:00Z" w16du:dateUtc="2025-08-12T13:56:00Z">
+              <w:tcPr>
+                <w:tcW w:w="1002" w:type="dxa"/>
+              </w:tcPr>
+            </w:tcPrChange>
+          </w:tcPr>
+          <w:p>
+            <w:pPr>
+              <w:pStyle w:val="TabNormal"/>
+            </w:pPr>
+            <w:r>
+              <w:t>Ohms (Ω)</w:t>
+            </w:r>
+          </w:p>
+        </w:tc>
+        <w:tc>
+          <w:tcPr>
+            <w:tcW w:w="1148" w:type="dxa"/>
+            <w:tcPrChange w:id="115" w:author="Ibrahem Saed Ahmd" w:date="2025-08-12T16:56:00Z" w16du:dateUtc="2025-08-12T13:56:00Z">
+              <w:tcPr>
+                <w:tcW w:w="992" w:type="dxa"/>
+              </w:tcPr>
+            </w:tcPrChange>
+          </w:tcPr>
+          <w:p>
+            <w:pPr>
+              <w:pStyle w:val="TabNormal"/>
+            </w:pPr>
+            <w:r>
+              <w:t>145e3</w:t>
+            </w:r>
+          </w:p>
+        </w:tc>
+        <w:tc>
+          <w:tcPr>
+            <w:tcW w:w="2312" w:type="dxa"/>
+            <w:tcPrChange w:id="116" w:author="Ibrahem Saed Ahmd" w:date="2025-08-12T16:56:00Z" w16du:dateUtc="2025-08-12T13:56:00Z">
+              <w:tcPr>
+                <w:tcW w:w="2410" w:type="dxa"/>
+              </w:tcPr>
+            </w:tcPrChange>
+          </w:tcPr>
+          <w:p>
+            <w:pPr>
+              <w:pStyle w:val="TabNormal"/>
+            </w:pPr>
+            <w:r>
+              <w:t>Used in equivalent RC modeling</w:t>
+            </w:r>
+          </w:p>
+        </w:tc>
+      </w:tr>
+      <w:tr>
+        <w:trPr>
+          <w:cantSplit/>
+          <w:trPrChange w:id="117" w:author="Ibrahem Saed Ahmd" w:date="2025-08-12T16:56:00Z" w16du:dateUtc="2025-08-12T13:56:00Z">
+            <w:trPr>
+              <w:cantSplit/>
+            </w:trPr>
+          </w:trPrChange>
+        </w:trPr>
+        <w:tc>
+          <w:tcPr>
+            <w:tcW w:w="1389" w:type="dxa"/>
+            <w:tcPrChange w:id="118" w:author="Ibrahem Saed Ahmd" w:date="2025-08-12T16:56:00Z" w16du:dateUtc="2025-08-12T13:56:00Z">
+              <w:tcPr>
+                <w:tcW w:w="1418" w:type="dxa"/>
+              </w:tcPr>
+            </w:tcPrChange>
+          </w:tcPr>
+          <w:p>
+            <w:pPr>
+              <w:pStyle w:val="TabNormal"/>
+            </w:pPr>
+            <w:proofErr w:type="spellStart"/>
+            <w:r>
+              <w:t>R_da</w:t>
+            </w:r>
+            <w:proofErr w:type="spellEnd"/>
+          </w:p>
+        </w:tc>
+        <w:tc>
+          <w:tcPr>
+            <w:tcW w:w="1680" w:type="dxa"/>
+            <w:tcPrChange w:id="119" w:author="Ibrahem Saed Ahmd" w:date="2025-08-12T16:56:00Z" w16du:dateUtc="2025-08-12T13:56:00Z">
+              <w:tcPr>
+                <w:tcW w:w="1691" w:type="dxa"/>
+              </w:tcPr>
+            </w:tcPrChange>
+          </w:tcPr>
+          <w:p>
+            <w:pPr>
+              <w:pStyle w:val="TabNormal"/>
+            </w:pPr>
+            <w:r>
+              <w:t>Driver array resistance</w:t>
+            </w:r>
+          </w:p>
+        </w:tc>
+        <w:tc>
+          <w:tcPr>
+            <w:tcW w:w="984" w:type="dxa"/>
+            <w:tcPrChange w:id="120" w:author="Ibrahem Saed Ahmd" w:date="2025-08-12T16:56:00Z" w16du:dateUtc="2025-08-12T13:56:00Z">
+              <w:tcPr>
+                <w:tcW w:w="1002" w:type="dxa"/>
+              </w:tcPr>
+            </w:tcPrChange>
+          </w:tcPr>
+          <w:p>
+            <w:pPr>
+              <w:pStyle w:val="TabNormal"/>
+            </w:pPr>
+            <w:r>
+              <w:t>Ohms (Ω)</w:t>
+            </w:r>
+          </w:p>
+        </w:tc>
+        <w:tc>
+          <w:tcPr>
+            <w:tcW w:w="1148" w:type="dxa"/>
+            <w:tcPrChange w:id="121" w:author="Ibrahem Saed Ahmd" w:date="2025-08-12T16:56:00Z" w16du:dateUtc="2025-08-12T13:56:00Z">
+              <w:tcPr>
+                <w:tcW w:w="992" w:type="dxa"/>
+              </w:tcPr>
+            </w:tcPrChange>
+          </w:tcPr>
+          <w:p>
+            <w:pPr>
+              <w:pStyle w:val="TabNormal"/>
+            </w:pPr>
+            <w:r>
+              <w:t>10e3</w:t>
+            </w:r>
+          </w:p>
+        </w:tc>
+        <w:tc>
+          <w:tcPr>
+            <w:tcW w:w="2312" w:type="dxa"/>
+            <w:tcPrChange w:id="122" w:author="Ibrahem Saed Ahmd" w:date="2025-08-12T16:56:00Z" w16du:dateUtc="2025-08-12T13:56:00Z">
+              <w:tcPr>
+                <w:tcW w:w="2410" w:type="dxa"/>
+              </w:tcPr>
+            </w:tcPrChange>
+          </w:tcPr>
+          <w:p>
+            <w:pPr>
+              <w:pStyle w:val="TabNormal"/>
+            </w:pPr>
+            <w:r>
+              <w:t>Series resistance from driver circuitry</w:t>
+            </w:r>
+          </w:p>
+        </w:tc>
+      </w:tr>
+      <w:tr>
+        <w:trPr>
+          <w:cantSplit/>
+          <w:ins w:id="123" w:author="Ibrahem Saed Ahmd" w:date="2025-08-12T16:56:00Z" w16du:dateUtc="2025-08-12T13:56:00Z"/>
+          <w:trPrChange w:id="124" w:author="Ibrahem Saed Ahmd" w:date="2025-08-12T16:56:00Z" w16du:dateUtc="2025-08-12T13:56:00Z">
+            <w:trPr>
+              <w:cantSplit/>
+            </w:trPr>
+          </w:trPrChange>
+        </w:trPr>
+        <w:tc>
+          <w:tcPr>
+            <w:tcW w:w="1389" w:type="dxa"/>
+            <w:tcPrChange w:id="125" w:author="Ibrahem Saed Ahmd" w:date="2025-08-12T16:56:00Z" w16du:dateUtc="2025-08-12T13:56:00Z">
+              <w:tcPr>
+                <w:tcW w:w="1418" w:type="dxa"/>
+              </w:tcPr>
+            </w:tcPrChange>
+          </w:tcPr>
+          <w:p>
+            <w:pPr>
+              <w:spacing w:before="0"/>
+              <w:ind w:left="0"/>
+              <w:rPr>
+                <w:ins w:id="126" w:author="Ibrahem Saed Ahmd" w:date="2025-08-12T16:56:00Z" w16du:dateUtc="2025-08-12T13:56:00Z"/>
+                <w:rFonts w:ascii="Times New Roman" w:hAnsi="Times New Roman"/>
+              </w:rPr>
+            </w:pPr>
+            <w:ins w:id="127" w:author="Ibrahem Saed Ahmd" w:date="2025-08-12T16:56:00Z" w16du:dateUtc="2025-08-12T13:56:00Z">
+              <w:r>
+                <w:rPr>
+                  <w:rStyle w:val="Strong"/>
+                </w:rPr>
+                <w:t>dt</w:t>
+              </w:r>
+            </w:ins>
+          </w:p>
+          <w:p>
+            <w:pPr>
+              <w:pStyle w:val="TabNormal"/>
+              <w:rPr>
+                <w:ins w:id="128" w:author="Ibrahem Saed Ahmd" w:date="2025-08-12T16:56:00Z" w16du:dateUtc="2025-08-12T13:56:00Z"/>
+              </w:rPr>
+            </w:pPr>
+          </w:p>
+        </w:tc>
+        <w:tc>
+          <w:tcPr>
+            <w:tcW w:w="1680" w:type="dxa"/>
+            <w:tcPrChange w:id="129" w:author="Ibrahem Saed Ahmd" w:date="2025-08-12T16:56:00Z" w16du:dateUtc="2025-08-12T13:56:00Z">
+              <w:tcPr>
+                <w:tcW w:w="1691" w:type="dxa"/>
+              </w:tcPr>
+            </w:tcPrChange>
+          </w:tcPr>
+          <w:p>
+            <w:pPr>
+              <w:spacing w:before="0"/>
+              <w:ind w:left="0"/>
+              <w:rPr>
+                <w:ins w:id="130" w:author="Ibrahem Saed Ahmd" w:date="2025-08-12T16:56:00Z" w16du:dateUtc="2025-08-12T13:56:00Z"/>
+                <w:rFonts w:ascii="Times New Roman" w:hAnsi="Times New Roman"/>
+              </w:rPr>
+            </w:pPr>
+            <w:ins w:id="131" w:author="Ibrahem Saed Ahmd" w:date="2025-08-12T16:56:00Z" w16du:dateUtc="2025-08-12T13:56:00Z">
+              <w:r>
+                <w:t>Simulation time step</w:t>
+              </w:r>
+            </w:ins>
+          </w:p>
+          <w:p>
+            <w:pPr>
+              <w:pStyle w:val="TabNormal"/>
+              <w:rPr>
+                <w:ins w:id="132" w:author="Ibrahem Saed Ahmd" w:date="2025-08-12T16:56:00Z" w16du:dateUtc="2025-08-12T13:56:00Z"/>
+              </w:rPr>
+            </w:pPr>
+          </w:p>
+        </w:tc>
+        <w:tc>
+          <w:tcPr>
+            <w:tcW w:w="984" w:type="dxa"/>
+            <w:tcPrChange w:id="133" w:author="Ibrahem Saed Ahmd" w:date="2025-08-12T16:56:00Z" w16du:dateUtc="2025-08-12T13:56:00Z">
+              <w:tcPr>
+                <w:tcW w:w="1002" w:type="dxa"/>
+              </w:tcPr>
+            </w:tcPrChange>
+          </w:tcPr>
+          <w:p>
+            <w:pPr>
+              <w:spacing w:before="0"/>
+              <w:ind w:left="0"/>
+              <w:rPr>
+                <w:ins w:id="134" w:author="Ibrahem Saed Ahmd" w:date="2025-08-12T16:56:00Z" w16du:dateUtc="2025-08-12T13:56:00Z"/>
+                <w:rFonts w:ascii="Times New Roman" w:hAnsi="Times New Roman"/>
+              </w:rPr>
+            </w:pPr>
+            <w:ins w:id="135" w:author="Ibrahem Saed Ahmd" w:date="2025-08-12T16:56:00Z" w16du:dateUtc="2025-08-12T13:56:00Z">
+              <w:r>
+                <w:t>Seconds (s)</w:t>
+              </w:r>
+            </w:ins>
+          </w:p>
+          <w:p>
+            <w:pPr>
+              <w:pStyle w:val="TabNormal"/>
+              <w:rPr>
+                <w:ins w:id="136" w:author="Ibrahem Saed Ahmd" w:date="2025-08-12T16:56:00Z" w16du:dateUtc="2025-08-12T13:56:00Z"/>
+              </w:rPr>
+            </w:pPr>
+          </w:p>
+        </w:tc>
+        <w:tc>
+          <w:tcPr>
+            <w:tcW w:w="1148" w:type="dxa"/>
+            <w:tcPrChange w:id="137" w:author="Ibrahem Saed Ahmd" w:date="2025-08-12T16:56:00Z" w16du:dateUtc="2025-08-12T13:56:00Z">
+              <w:tcPr>
+                <w:tcW w:w="992" w:type="dxa"/>
+              </w:tcPr>
+            </w:tcPrChange>
+          </w:tcPr>
+          <w:p>
+            <w:pPr>
+              <w:spacing w:before="0"/>
+              <w:ind w:left="0"/>
+              <w:rPr>
+                <w:ins w:id="138" w:author="Ibrahem Saed Ahmd" w:date="2025-08-12T16:56:00Z" w16du:dateUtc="2025-08-12T13:56:00Z"/>
+                <w:rFonts w:ascii="Times New Roman" w:hAnsi="Times New Roman"/>
+              </w:rPr>
+            </w:pPr>
+            <w:ins w:id="139" w:author="Ibrahem Saed Ahmd" w:date="2025-08-12T16:56:00Z" w16du:dateUtc="2025-08-12T13:56:00Z">
+              <w:r>
+                <w:t>0.001</w:t>
+              </w:r>
+            </w:ins>
+          </w:p>
+          <w:p>
+            <w:pPr>
+              <w:pStyle w:val="TabNormal"/>
+              <w:rPr>
+                <w:ins w:id="140" w:author="Ibrahem Saed Ahmd" w:date="2025-08-12T16:56:00Z" w16du:dateUtc="2025-08-12T13:56:00Z"/>
+              </w:rPr>
+            </w:pPr>
+          </w:p>
+        </w:tc>
+        <w:tc>
+          <w:tcPr>
+            <w:tcW w:w="2312" w:type="dxa"/>
+            <w:tcPrChange w:id="141" w:author="Ibrahem Saed Ahmd" w:date="2025-08-12T16:56:00Z" w16du:dateUtc="2025-08-12T13:56:00Z">
+              <w:tcPr>
+                <w:tcW w:w="2410" w:type="dxa"/>
+              </w:tcPr>
+            </w:tcPrChange>
+          </w:tcPr>
+          <w:p>
+            <w:pPr>
+              <w:spacing w:before="0"/>
+              <w:ind w:left="0"/>
+              <w:rPr>
+                <w:ins w:id="142" w:author="Ibrahem Saed Ahmd" w:date="2025-08-12T16:56:00Z" w16du:dateUtc="2025-08-12T13:56:00Z"/>
+                <w:rFonts w:ascii="Times New Roman" w:hAnsi="Times New Roman"/>
+              </w:rPr>
+            </w:pPr>
+            <w:ins w:id="143" w:author="Ibrahem Saed Ahmd" w:date="2025-08-12T16:56:00Z" w16du:dateUtc="2025-08-12T13:56:00Z">
+              <w:r>
+                <w:t>Time increment for each simulation step</w:t>
+              </w:r>
+            </w:ins>
+          </w:p>
+          <w:p>
+            <w:pPr>
+              <w:pStyle w:val="TabNormal"/>
+              <w:rPr>
+                <w:ins w:id="144" w:author="Ibrahem Saed Ahmd" w:date="2025-08-12T16:56:00Z" w16du:dateUtc="2025-08-12T13:56:00Z"/>
+              </w:rPr>
+            </w:pPr>
+          </w:p>
+        </w:tc>
+      </w:tr>
+      <w:tr>
+        <w:trPr>
+          <w:cantSplit/>
+          <w:ins w:id="145" w:author="Ibrahem Saed Ahmd" w:date="2025-08-12T16:56:00Z" w16du:dateUtc="2025-08-12T13:56:00Z"/>
+        </w:trPr>
+        <w:tc>
+          <w:tcPr>
+            <w:tcW w:w="1389" w:type="dxa"/>
+          </w:tcPr>
+          <w:p>
+            <w:pPr>
+              <w:spacing w:before="0"/>
+              <w:ind w:left="0"/>
+              <w:rPr>
+                <w:ins w:id="146" w:author="Ibrahem Saed Ahmd" w:date="2025-08-12T16:56:00Z" w16du:dateUtc="2025-08-12T13:56:00Z"/>
+                <w:rStyle w:val="Note"/>
+              </w:rPr>
+            </w:pPr>
+            <w:ins w:id="147" w:author="Ibrahem Saed Ahmd" w:date="2025-08-12T16:56:00Z" w16du:dateUtc="2025-08-12T13:56:00Z">
+              <w:r>
+                <w:lastRenderedPageBreak/>
+                <w:t>IR</w:t>
+              </w:r>
+            </w:ins>
+          </w:p>
+        </w:tc>
+        <w:tc>
+          <w:tcPr>
+            <w:tcW w:w="1680" w:type="dxa"/>
+          </w:tcPr>
+          <w:p>
+            <w:pPr>
+              <w:spacing w:before="0"/>
+              <w:ind w:left="0"/>
+              <w:rPr>
+                <w:ins w:id="148" w:author="Ibrahem Saed Ahmd" w:date="2025-08-12T16:56:00Z" w16du:dateUtc="2025-08-12T13:56:00Z"/>
+                <w:rFonts w:ascii="Times New Roman" w:hAnsi="Times New Roman"/>
+              </w:rPr>
+            </w:pPr>
+            <w:ins w:id="149" w:author="Ibrahem Saed Ahmd" w:date="2025-08-12T16:56:00Z" w16du:dateUtc="2025-08-12T13:56:00Z">
+              <w:r>
+                <w:t>Input current scaling factor</w:t>
+              </w:r>
+            </w:ins>
+          </w:p>
+          <w:p>
+            <w:pPr>
+              <w:spacing w:before="0"/>
+              <w:ind w:left="0"/>
+              <w:rPr>
+                <w:ins w:id="150" w:author="Ibrahem Saed Ahmd" w:date="2025-08-12T16:56:00Z" w16du:dateUtc="2025-08-12T13:56:00Z"/>
+              </w:rPr>
+            </w:pPr>
+          </w:p>
+        </w:tc>
+        <w:tc>
+          <w:tcPr>
+            <w:tcW w:w="984" w:type="dxa"/>
+          </w:tcPr>
+          <w:p>
+            <w:pPr>
+              <w:spacing w:before="0"/>
+              <w:ind w:left="0"/>
+              <w:rPr>
+                <w:ins w:id="151" w:author="Ibrahem Saed Ahmd" w:date="2025-08-12T16:56:00Z" w16du:dateUtc="2025-08-12T13:56:00Z"/>
+                <w:rFonts w:ascii="Times New Roman" w:hAnsi="Times New Roman"/>
+              </w:rPr>
+            </w:pPr>
+            <w:ins w:id="152" w:author="Ibrahem Saed Ahmd" w:date="2025-08-12T16:56:00Z" w16du:dateUtc="2025-08-12T13:56:00Z">
+              <w:r>
+                <w:t>Amperes (A)</w:t>
+              </w:r>
+            </w:ins>
+          </w:p>
+          <w:p>
+            <w:pPr>
+              <w:pStyle w:val="TabNormal"/>
+              <w:rPr>
+                <w:ins w:id="153" w:author="Ibrahem Saed Ahmd" w:date="2025-08-12T16:56:00Z" w16du:dateUtc="2025-08-12T13:56:00Z"/>
+              </w:rPr>
+            </w:pPr>
+          </w:p>
+          <w:p>
+            <w:pPr>
+              <w:spacing w:before="0"/>
+              <w:ind w:left="0"/>
+              <w:rPr>
+                <w:ins w:id="154" w:author="Ibrahem Saed Ahmd" w:date="2025-08-12T16:56:00Z" w16du:dateUtc="2025-08-12T13:56:00Z"/>
+              </w:rPr>
+            </w:pPr>
+          </w:p>
+        </w:tc>
+        <w:tc>
+          <w:tcPr>
+            <w:tcW w:w="1148" w:type="dxa"/>
+          </w:tcPr>
+          <w:p>
+            <w:pPr>
+              <w:spacing w:before="0"/>
+              <w:ind w:left="0"/>
+              <w:rPr>
+                <w:ins w:id="155" w:author="Ibrahem Saed Ahmd" w:date="2025-08-12T16:56:00Z" w16du:dateUtc="2025-08-12T13:56:00Z"/>
+                <w:rFonts w:ascii="Times New Roman" w:hAnsi="Times New Roman"/>
+              </w:rPr>
+            </w:pPr>
+            <w:ins w:id="156" w:author="Ibrahem Saed Ahmd" w:date="2025-08-12T16:56:00Z" w16du:dateUtc="2025-08-12T13:56:00Z">
+              <w:r>
+                <w:t>1e-10</w:t>
+              </w:r>
+            </w:ins>
+          </w:p>
+          <w:p>
+            <w:pPr>
+              <w:pStyle w:val="TabNormal"/>
+              <w:rPr>
+                <w:ins w:id="157" w:author="Ibrahem Saed Ahmd" w:date="2025-08-12T16:56:00Z" w16du:dateUtc="2025-08-12T13:56:00Z"/>
+              </w:rPr>
+            </w:pPr>
+          </w:p>
+          <w:p>
+            <w:pPr>
+              <w:spacing w:before="0"/>
+              <w:ind w:left="0"/>
+              <w:rPr>
+                <w:ins w:id="158" w:author="Ibrahem Saed Ahmd" w:date="2025-08-12T16:56:00Z" w16du:dateUtc="2025-08-12T13:56:00Z"/>
+              </w:rPr>
+            </w:pPr>
+          </w:p>
+        </w:tc>
+        <w:tc>
+          <w:tcPr>
+            <w:tcW w:w="2312" w:type="dxa"/>
+          </w:tcPr>
+          <w:p>
+            <w:pPr>
+              <w:spacing w:before="0"/>
+              <w:ind w:left="0"/>
+              <w:rPr>
+                <w:ins w:id="159" w:author="Ibrahem Saed Ahmd" w:date="2025-08-12T16:56:00Z" w16du:dateUtc="2025-08-12T13:56:00Z"/>
+                <w:rFonts w:ascii="Times New Roman" w:hAnsi="Times New Roman"/>
+              </w:rPr>
+            </w:pPr>
+            <w:ins w:id="160" w:author="Ibrahem Saed Ahmd" w:date="2025-08-12T16:56:00Z" w16du:dateUtc="2025-08-12T13:56:00Z">
+              <w:r>
+                <w:t>Multiplies the provided input values to obtain actual currents</w:t>
+              </w:r>
+            </w:ins>
+          </w:p>
+          <w:p>
+            <w:pPr>
+              <w:pStyle w:val="TabNormal"/>
+              <w:rPr>
+                <w:ins w:id="161" w:author="Ibrahem Saed Ahmd" w:date="2025-08-12T16:56:00Z" w16du:dateUtc="2025-08-12T13:56:00Z"/>
+              </w:rPr>
+            </w:pPr>
+          </w:p>
+          <w:p>
+            <w:pPr>
+              <w:spacing w:before="0"/>
+              <w:ind w:left="0"/>
+              <w:rPr>
+                <w:ins w:id="162" w:author="Ibrahem Saed Ahmd" w:date="2025-08-12T16:56:00Z" w16du:dateUtc="2025-08-12T13:56:00Z"/>
+              </w:rPr>
+            </w:pPr>
+          </w:p>
+        </w:tc>
+      </w:tr>
+    </w:tbl>
+    <w:p>
+      <w:pPr>
+        <w:pStyle w:val="Bullet1Indent"/>
+        <w:keepNext/>
+      </w:pPr>
+      <w:r>
+        <w:t xml:space="preserve">For a </w:t>
+      </w:r>
+      <w:r>
+        <w:t>BIU network:</w:t>
+      </w:r>
+    </w:p>
+    <w:p>
+      <w:pPr>
+        <w:pStyle w:val="Code"/>
+        <w:keepNext/>
+        <w:ind w:left="2127"/>
+      </w:pPr>
+      <w:r>
+        <w:t>&lt;</w:t>
+      </w:r>
+      <w:proofErr w:type="spellStart"/>
+      <w:r>
+        <w:t>NetworkConfig</w:t>
+      </w:r>
+      <w:proofErr w:type="spellEnd"/>
+      <w:r>
+        <w:t xml:space="preserve"> type="BIU"&gt;</w:t>
+      </w:r>
+    </w:p>
+    <w:p>
+      <w:pPr>
+        <w:pStyle w:val="Code"/>
+        <w:keepNext/>
+        <w:ind w:left="2127"/>
+      </w:pPr>
+      <w:r>
+        <w:t xml:space="preserve">  &lt;</w:t>
+      </w:r>
+      <w:proofErr w:type="spellStart"/>
+      <w:r>
+        <w:t>BIUNetwork</w:t>
+      </w:r>
+      <w:proofErr w:type="spellEnd"/>
+      <w:r>
+        <w:t>&gt;</w:t>
+      </w:r>
+    </w:p>
+    <w:p>
+      <w:pPr>
+        <w:pStyle w:val="Code"/>
+        <w:keepNext/>
+        <w:ind w:left="2127"/>
+      </w:pPr>
+      <w:r>
+        <w:t xml:space="preserve">    &lt;!-- BIU parameters here --&gt;</w:t>
+      </w:r>
+    </w:p>
+    <w:p>
+      <w:pPr>
+        <w:pStyle w:val="Code"/>
+        <w:keepNext/>
+        <w:ind w:left="2127"/>
+      </w:pPr>
+      <w:r>
+        <w:t xml:space="preserve">  &lt;/</w:t>
+      </w:r>
+      <w:proofErr w:type="spellStart"/>
+      <w:r>
+        <w:t>BIUNetwork</w:t>
+      </w:r>
+      <w:proofErr w:type="spellEnd"/>
+      <w:r>
+        <w:t>&gt;</w:t>
+      </w:r>
+    </w:p>
+    <w:p>
+      <w:pPr>
+        <w:pStyle w:val="Code"/>
+        <w:keepNext/>
+        <w:ind w:left="2127"/>
+        <w:rPr>
+          <w:ins w:id="163" w:author="Ibrahem Saed Ahmd" w:date="2025-08-13T10:59:00Z" w16du:dateUtc="2025-08-13T07:59:00Z"/>
+        </w:rPr>
+      </w:pPr>
+      <w:r>
+        <w:t xml:space="preserve">  &lt;Architecture&gt;</w:t>
+      </w:r>
+    </w:p>
+    <w:p>
+      <w:pPr>
+        <w:pStyle w:val="Code"/>
+        <w:keepNext/>
+        <w:ind w:left="2127"/>
+        <w:rPr>
+          <w:ins w:id="164" w:author="Ibrahem Saed Ahmd" w:date="2025-08-13T10:59:00Z" w16du:dateUtc="2025-08-13T07:59:00Z"/>
+        </w:rPr>
+      </w:pPr>
+      <w:ins w:id="165" w:author="Ibrahem Saed Ahmd" w:date="2025-08-13T10:59:00Z" w16du:dateUtc="2025-08-13T07:59:00Z">
+        <w:r>
+          <w:tab/>
+        </w:r>
+        <w:r>
+          <w:tab/>
+        </w:r>
+        <w:r>
+          <w:t>&lt;Layer size="1"&gt;</w:t>
+        </w:r>
+      </w:ins>
+    </w:p>
+    <w:p>
+      <w:pPr>
+        <w:pStyle w:val="Code"/>
+        <w:keepNext/>
+        <w:ind w:left="2127"/>
+        <w:rPr>
+          <w:ins w:id="166" w:author="Ibrahem Saed Ahmd" w:date="2025-08-13T10:59:00Z" w16du:dateUtc="2025-08-13T07:59:00Z"/>
+        </w:rPr>
+      </w:pPr>
+      <w:ins w:id="167" w:author="Ibrahem Saed Ahmd" w:date="2025-08-13T10:59:00Z" w16du:dateUtc="2025-08-13T07:59:00Z">
+        <w:r>
+          <w:tab/>
+        </w:r>
+        <w:r>
+          <w:tab/>
+        </w:r>
+        <w:r>
+          <w:tab/>
+          <w:t>&lt;synapses rows="1" cols="1"&gt;</w:t>
+        </w:r>
+      </w:ins>
+    </w:p>
+    <w:p>
+      <w:pPr>
+        <w:pStyle w:val="Code"/>
+        <w:keepNext/>
+        <w:ind w:left="2127"/>
+        <w:rPr>
+          <w:ins w:id="168" w:author="Ibrahem Saed Ahmd" w:date="2025-08-13T10:59:00Z" w16du:dateUtc="2025-08-13T07:59:00Z"/>
+        </w:rPr>
+      </w:pPr>
+      <w:ins w:id="169" w:author="Ibrahem Saed Ahmd" w:date="2025-08-13T10:59:00Z" w16du:dateUtc="2025-08-13T07:59:00Z">
+        <w:r>
+          <w:tab/>
+        </w:r>
+        <w:r>
+          <w:tab/>
+        </w:r>
+        <w:r>
+          <w:tab/>
+        </w:r>
+        <w:r>
+          <w:tab/>
+          <w:t>&lt;weights&gt;</w:t>
+        </w:r>
+      </w:ins>
+    </w:p>
+    <w:p>
+      <w:pPr>
+        <w:pStyle w:val="Code"/>
+        <w:keepNext/>
+        <w:ind w:left="2127"/>
+        <w:rPr>
+          <w:ins w:id="170" w:author="Ibrahem Saed Ahmd" w:date="2025-08-13T10:59:00Z" w16du:dateUtc="2025-08-13T07:59:00Z"/>
+        </w:rPr>
+      </w:pPr>
+      <w:ins w:id="171" w:author="Ibrahem Saed Ahmd" w:date="2025-08-13T10:59:00Z" w16du:dateUtc="2025-08-13T07:59:00Z">
+        <w:r>
+          <w:tab/>
+        </w:r>
+        <w:r>
+          <w:tab/>
+        </w:r>
+        <w:r>
+          <w:tab/>
+        </w:r>
+        <w:r>
+          <w:tab/>
+        </w:r>
+        <w:r>
+          <w:tab/>
+          <w:t>&lt;row&gt;7.0&lt;/row&gt;</w:t>
+        </w:r>
+      </w:ins>
+    </w:p>
+    <w:p>
+      <w:pPr>
+        <w:pStyle w:val="Code"/>
+        <w:keepNext/>
+        <w:ind w:left="2127"/>
+        <w:rPr>
+          <w:ins w:id="172" w:author="Ibrahem Saed Ahmd" w:date="2025-08-13T10:59:00Z" w16du:dateUtc="2025-08-13T07:59:00Z"/>
+        </w:rPr>
+      </w:pPr>
+      <w:ins w:id="173" w:author="Ibrahem Saed Ahmd" w:date="2025-08-13T10:59:00Z" w16du:dateUtc="2025-08-13T07:59:00Z">
+        <w:r>
+          <w:tab/>
+        </w:r>
+        <w:r>
+          <w:tab/>
+        </w:r>
+        <w:r>
+          <w:tab/>
+        </w:r>
+        <w:r>
+          <w:tab/>
+          <w:t>&lt;/weights&gt;</w:t>
+        </w:r>
+      </w:ins>
+    </w:p>
+    <w:p>
+      <w:pPr>
+        <w:pStyle w:val="Code"/>
+        <w:keepNext/>
+        <w:ind w:left="2127"/>
+        <w:rPr>
+          <w:ins w:id="174" w:author="Ibrahem Saed Ahmd" w:date="2025-08-13T10:59:00Z" w16du:dateUtc="2025-08-13T07:59:00Z"/>
+        </w:rPr>
+      </w:pPr>
+      <w:ins w:id="175" w:author="Ibrahem Saed Ahmd" w:date="2025-08-13T10:59:00Z" w16du:dateUtc="2025-08-13T07:59:00Z">
+        <w:r>
+          <w:tab/>
+        </w:r>
+        <w:r>
+          <w:tab/>
+        </w:r>
+        <w:r>
+          <w:tab/>
+          <w:t>&lt;/synapses&gt;</w:t>
+        </w:r>
+      </w:ins>
+    </w:p>
+    <w:p>
+      <w:pPr>
+        <w:pStyle w:val="Code"/>
+        <w:keepNext/>
+        <w:ind w:left="2127"/>
+      </w:pPr>
+      <w:ins w:id="176" w:author="Ibrahem Saed Ahmd" w:date="2025-08-13T10:59:00Z" w16du:dateUtc="2025-08-13T07:59:00Z">
+        <w:r>
+          <w:tab/>
+        </w:r>
+        <w:r>
+          <w:tab/>
+          <w:t>&lt;/Layer&gt;</w:t>
+        </w:r>
+      </w:ins>
+    </w:p>
+    <w:p>
+      <w:pPr>
+        <w:pStyle w:val="Code"/>
+        <w:keepNext/>
+        <w:ind w:left="2127"/>
+      </w:pPr>
+      <w:r>
+        <w:t xml:space="preserve">    </w:t>
+      </w:r>
+      <w:proofErr w:type="gramStart"/>
+      <w:r>
+        <w:t>&lt;!--</w:t>
+      </w:r>
+      <w:proofErr w:type="gramEnd"/>
+      <w:r>
+        <w:t xml:space="preserve"> architecture details --&gt;</w:t>
+      </w:r>
+    </w:p>
+    <w:p>
+      <w:pPr>
+        <w:pStyle w:val="Code"/>
+        <w:keepNext/>
+        <w:ind w:left="2127"/>
+      </w:pPr>
+      <w:r>
+        <w:t xml:space="preserve">  &lt;/Architecture&gt;</w:t>
+      </w:r>
+    </w:p>
+    <w:p>
+      <w:pPr>
+        <w:pStyle w:val="Code"/>
+        <w:keepNext/>
+        <w:ind w:left="2127"/>
+      </w:pPr>
+      <w:r>
+        <w:t>&lt;/</w:t>
+      </w:r>
+      <w:proofErr w:type="spellStart"/>
+      <w:r>
+        <w:t>NetworkConfig</w:t>
+      </w:r>
+      <w:proofErr w:type="spellEnd"/>
+      <w:r>
+        <w:t>&gt;</w:t>
+      </w:r>
+    </w:p>
+    <w:p>
+      <w:pPr>
+        <w:pStyle w:val="Bullet1Indent"/>
+        <w:keepNext/>
+        <w:numPr>
+          <w:ilvl w:val="6"/>
+          <w:numId w:val="9"/>
+        </w:numPr>
+        <w:rPr>
+          <w:ins w:id="177" w:author="Ibrahem Saed Ahmd" w:date="2025-08-13T11:02:00Z" w16du:dateUtc="2025-08-13T08:02:00Z"/>
+        </w:rPr>
+        <w:pPrChange w:id="178" w:author="Ibrahem Saed Ahmd" w:date="2025-08-13T11:03:00Z" w16du:dateUtc="2025-08-13T08:03:00Z">
+          <w:pPr>
+            <w:pStyle w:val="Bullet1Indent"/>
+            <w:keepNext/>
+            <w:numPr>
+              <w:ilvl w:val="0"/>
+              <w:numId w:val="0"/>
+            </w:numPr>
+            <w:ind w:firstLine="0"/>
+          </w:pPr>
+        </w:pPrChange>
+      </w:pPr>
+      <w:ins w:id="179" w:author="Ibrahem Saed Ahmd" w:date="2025-08-13T11:03:00Z" w16du:dateUtc="2025-08-13T08:03:00Z">
+        <w:r>
+          <w:t xml:space="preserve">Each layer has its own matrix of synapses which connects to the entrance of each neuron </w:t>
+        </w:r>
+      </w:ins>
+      <w:ins w:id="180" w:author="Ibrahem Saed Ahmd" w:date="2025-08-13T11:04:00Z" w16du:dateUtc="2025-08-13T08:04:00Z">
+        <w:r>
+          <w:t>in the layer</w:t>
+        </w:r>
+      </w:ins>
+    </w:p>
+    <w:p>
+      <w:pPr>
+        <w:pStyle w:val="Bullet1Indent"/>
+        <w:keepNext/>
+        <w:numPr>
+          <w:ilvl w:val="0"/>
+          <w:numId w:val="0"/>
+        </w:numPr>
+        <w:ind w:left="2127"/>
+        <w:rPr>
+          <w:ins w:id="181" w:author="Ibrahem Saed Ahmd" w:date="2025-08-13T11:02:00Z" w16du:dateUtc="2025-08-13T08:02:00Z"/>
+        </w:rPr>
+      </w:pPr>
+    </w:p>
+    <w:p>
+      <w:pPr>
+        <w:pStyle w:val="Bullet1Indent"/>
+        <w:keepNext/>
+        <w:numPr>
+          <w:ilvl w:val="0"/>
+          <w:numId w:val="0"/>
+        </w:numPr>
+        <w:ind w:left="2127"/>
+      </w:pPr>
       <w:r>
         <w:fldChar w:fldCharType="begin"/>
       </w:r>
       <w:r>
-        <w:instrText xml:space="preserve"> STYLEREF 1 \s </w:instrText>
+        <w:instrText xml:space="preserve"> REF _Ref205374287 \h </w:instrText>
       </w:r>
       <w:r>
         <w:fldChar w:fldCharType="separate"/>
+      </w:r>
+      <w:r>
+        <w:t xml:space="preserve">Table </w:t>
       </w:r>
       <w:r>
         <w:rPr>
@@ -4044,40 +6321,106 @@
         <w:t>2</w:t>
       </w:r>
       <w:r>
+        <w:noBreakHyphen/>
+      </w:r>
+      <w:r>
         <w:rPr>
           <w:noProof/>
         </w:rPr>
+        <w:t>2</w:t>
+      </w:r>
+      <w:r>
         <w:fldChar w:fldCharType="end"/>
       </w:r>
       <w:r>
+        <w:t xml:space="preserve"> defines the k</w:t>
+      </w:r>
+      <w:r>
+        <w:t xml:space="preserve">ey parameters </w:t>
+      </w:r>
+      <w:r>
+        <w:t xml:space="preserve">that are </w:t>
+      </w:r>
+      <w:r>
+        <w:t xml:space="preserve">used </w:t>
+      </w:r>
+      <w:r>
+        <w:t>in this</w:t>
+      </w:r>
+      <w:r>
+        <w:t xml:space="preserve"> section of the </w:t>
+      </w:r>
+      <w:r>
+        <w:t xml:space="preserve">BIU </w:t>
+      </w:r>
+      <w:r>
+        <w:t xml:space="preserve">XML configuration file. </w:t>
+      </w:r>
+    </w:p>
+    <w:p>
+      <w:pPr>
+        <w:pStyle w:val="Bullet1Indent"/>
+        <w:keepNext/>
+        <w:numPr>
+          <w:ilvl w:val="0"/>
+          <w:numId w:val="0"/>
+        </w:numPr>
+        <w:ind w:left="2127"/>
+      </w:pPr>
+      <w:r>
+        <w:t xml:space="preserve">These values are based on </w:t>
+      </w:r>
+      <w:r>
+        <w:t>a switched-capacitor SNN architecture using programmable digital weights, charge sharing, and comparator-based thresholding</w:t>
+      </w:r>
+      <w:r>
+        <w:t>.</w:t>
+      </w:r>
+    </w:p>
+    <w:p>
+      <w:pPr>
+        <w:pStyle w:val="Caption"/>
+        <w:keepNext/>
+        <w:rPr>
+          <w:highlight w:val="yellow"/>
+        </w:rPr>
+      </w:pPr>
+      <w:bookmarkStart w:id="182" w:name="_Ref205374287"/>
+      <w:bookmarkStart w:id="183" w:name="_Toc205462362"/>
+      <w:r>
+        <w:t xml:space="preserve">Table </w:t>
+      </w:r>
+      <w:fldSimple w:instr=" STYLEREF 1 \s ">
+        <w:r>
+          <w:rPr>
+            <w:noProof/>
+            <w:cs/>
+          </w:rPr>
+          <w:t>‎</w:t>
+        </w:r>
+        <w:r>
+          <w:rPr>
+            <w:noProof/>
+          </w:rPr>
+          <w:t>2</w:t>
+        </w:r>
+      </w:fldSimple>
+      <w:r>
         <w:noBreakHyphen/>
       </w:r>
-      <w:r>
-        <w:fldChar w:fldCharType="begin"/>
-      </w:r>
-      <w:r>
-        <w:instrText xml:space="preserve"> SEQ Table \* ARABIC \s 1 </w:instrText>
-      </w:r>
-      <w:r>
-        <w:fldChar w:fldCharType="separate"/>
-      </w:r>
-      <w:r>
-        <w:rPr>
-          <w:noProof/>
-        </w:rPr>
-        <w:t>1</w:t>
-      </w:r>
-      <w:r>
-        <w:rPr>
-          <w:noProof/>
-        </w:rPr>
-        <w:fldChar w:fldCharType="end"/>
-      </w:r>
-      <w:bookmarkEnd w:id="28"/>
-      <w:r>
-        <w:t>: LIF Network XML Configuration Parameter Definitions</w:t>
-      </w:r>
-      <w:bookmarkEnd w:id="29"/>
+      <w:fldSimple w:instr=" SEQ Table \* ARABIC \s 1 ">
+        <w:r>
+          <w:rPr>
+            <w:noProof/>
+          </w:rPr>
+          <w:t>2</w:t>
+        </w:r>
+      </w:fldSimple>
+      <w:bookmarkEnd w:id="182"/>
+      <w:r>
+        <w:t>: BIU Network XML Configuration Parameter Definitions</w:t>
+      </w:r>
+      <w:bookmarkEnd w:id="183"/>
     </w:p>
     <w:tbl>
       <w:tblPr>
@@ -4099,1147 +6442,11 @@
         <w:tblLook w:val="04A0" w:firstRow="1" w:lastRow="0" w:firstColumn="1" w:lastColumn="0" w:noHBand="0" w:noVBand="1"/>
       </w:tblPr>
       <w:tblGrid>
-        <w:gridCol w:w="1389"/>
-        <w:gridCol w:w="1680"/>
-        <w:gridCol w:w="984"/>
-        <w:gridCol w:w="1148"/>
-        <w:gridCol w:w="2312"/>
-      </w:tblGrid>
-      <w:tr>
-        <w:trPr>
-          <w:cantSplit/>
-          <w:tblHeader/>
-        </w:trPr>
-        <w:tc>
-          <w:tcPr>
-            <w:tcW w:w="1418" w:type="dxa"/>
-            <w:shd w:val="clear" w:color="auto" w:fill="CECECE"/>
-            <w:vAlign w:val="center"/>
-          </w:tcPr>
-          <w:p>
-            <w:pPr>
-              <w:pStyle w:val="TabTitle"/>
-            </w:pPr>
-            <w:r>
-              <w:t>Parameter</w:t>
-            </w:r>
-          </w:p>
-        </w:tc>
-        <w:tc>
-          <w:tcPr>
-            <w:tcW w:w="1691" w:type="dxa"/>
-            <w:shd w:val="clear" w:color="auto" w:fill="CECECE"/>
-            <w:vAlign w:val="center"/>
-          </w:tcPr>
-          <w:p>
-            <w:pPr>
-              <w:pStyle w:val="TabTitle"/>
-            </w:pPr>
-            <w:r>
-              <w:t>Description</w:t>
-            </w:r>
-          </w:p>
-        </w:tc>
-        <w:tc>
-          <w:tcPr>
-            <w:tcW w:w="1002" w:type="dxa"/>
-            <w:shd w:val="clear" w:color="auto" w:fill="CECECE"/>
-            <w:vAlign w:val="center"/>
-          </w:tcPr>
-          <w:p>
-            <w:pPr>
-              <w:pStyle w:val="TabTitle"/>
-            </w:pPr>
-            <w:r>
-              <w:t>Unit</w:t>
-            </w:r>
-          </w:p>
-        </w:tc>
-        <w:tc>
-          <w:tcPr>
-            <w:tcW w:w="992" w:type="dxa"/>
-            <w:shd w:val="clear" w:color="auto" w:fill="CECECE"/>
-            <w:vAlign w:val="center"/>
-          </w:tcPr>
-          <w:p>
-            <w:pPr>
-              <w:pStyle w:val="TabTitle"/>
-            </w:pPr>
-            <w:r>
-              <w:t>Example Value</w:t>
-            </w:r>
-          </w:p>
-        </w:tc>
-        <w:tc>
-          <w:tcPr>
-            <w:tcW w:w="2410" w:type="dxa"/>
-            <w:shd w:val="clear" w:color="auto" w:fill="CECECE"/>
-            <w:vAlign w:val="center"/>
-          </w:tcPr>
-          <w:p>
-            <w:pPr>
-              <w:pStyle w:val="TabTitle"/>
-            </w:pPr>
-            <w:r>
-              <w:t>Notes</w:t>
-            </w:r>
-          </w:p>
-        </w:tc>
-      </w:tr>
-      <w:tr>
-        <w:trPr>
-          <w:cantSplit/>
-        </w:trPr>
-        <w:tc>
-          <w:tcPr>
-            <w:tcW w:w="1418" w:type="dxa"/>
-          </w:tcPr>
-          <w:p>
-            <w:pPr>
-              <w:pStyle w:val="TabNormal"/>
-              <w:keepNext/>
-            </w:pPr>
-            <w:r>
-              <w:t>Cm</w:t>
-            </w:r>
-          </w:p>
-        </w:tc>
-        <w:tc>
-          <w:tcPr>
-            <w:tcW w:w="1691" w:type="dxa"/>
-          </w:tcPr>
-          <w:p>
-            <w:pPr>
-              <w:pStyle w:val="TabNormal"/>
-              <w:keepNext/>
-            </w:pPr>
-            <w:r>
-              <w:t>Membrane capacitance</w:t>
-            </w:r>
-          </w:p>
-        </w:tc>
-        <w:tc>
-          <w:tcPr>
-            <w:tcW w:w="1002" w:type="dxa"/>
-          </w:tcPr>
-          <w:p>
-            <w:pPr>
-              <w:pStyle w:val="TabNormal"/>
-              <w:keepNext/>
-            </w:pPr>
-            <w:r>
-              <w:t>Farads (F)</w:t>
-            </w:r>
-          </w:p>
-        </w:tc>
-        <w:tc>
-          <w:tcPr>
-            <w:tcW w:w="992" w:type="dxa"/>
-          </w:tcPr>
-          <w:p>
-            <w:pPr>
-              <w:pStyle w:val="TabNormal"/>
-              <w:keepNext/>
-            </w:pPr>
-            <w:proofErr w:type="gramStart"/>
-            <w:r>
-              <w:t>1e</w:t>
-            </w:r>
-            <w:proofErr w:type="gramEnd"/>
-            <w:r>
-              <w:t>-6</w:t>
-            </w:r>
-          </w:p>
-        </w:tc>
-        <w:tc>
-          <w:tcPr>
-            <w:tcW w:w="2410" w:type="dxa"/>
-          </w:tcPr>
-          <w:p>
-            <w:pPr>
-              <w:pStyle w:val="TabNormal"/>
-              <w:keepNext/>
-            </w:pPr>
-            <w:r>
-              <w:t>Determines the neuron integration time constant</w:t>
-            </w:r>
-          </w:p>
-        </w:tc>
-      </w:tr>
-      <w:tr>
-        <w:trPr>
-          <w:cantSplit/>
-        </w:trPr>
-        <w:tc>
-          <w:tcPr>
-            <w:tcW w:w="1418" w:type="dxa"/>
-          </w:tcPr>
-          <w:p>
-            <w:pPr>
-              <w:pStyle w:val="TabNormal"/>
-            </w:pPr>
-            <w:r>
-              <w:t>Cf</w:t>
-            </w:r>
-          </w:p>
-        </w:tc>
-        <w:tc>
-          <w:tcPr>
-            <w:tcW w:w="1691" w:type="dxa"/>
-          </w:tcPr>
-          <w:p>
-            <w:pPr>
-              <w:pStyle w:val="TabNormal"/>
-            </w:pPr>
-            <w:r>
-              <w:t>Feedback capacitance</w:t>
-            </w:r>
-          </w:p>
-        </w:tc>
-        <w:tc>
-          <w:tcPr>
-            <w:tcW w:w="1002" w:type="dxa"/>
-          </w:tcPr>
-          <w:p>
-            <w:pPr>
-              <w:pStyle w:val="TabNormal"/>
-            </w:pPr>
-            <w:r>
-              <w:t>Farads (F)</w:t>
-            </w:r>
-          </w:p>
-        </w:tc>
-        <w:tc>
-          <w:tcPr>
-            <w:tcW w:w="992" w:type="dxa"/>
-          </w:tcPr>
-          <w:p>
-            <w:pPr>
-              <w:pStyle w:val="TabNormal"/>
-            </w:pPr>
-            <w:r>
-              <w:t>1e-9</w:t>
-            </w:r>
-          </w:p>
-        </w:tc>
-        <w:tc>
-          <w:tcPr>
-            <w:tcW w:w="2410" w:type="dxa"/>
-          </w:tcPr>
-          <w:p>
-            <w:pPr>
-              <w:pStyle w:val="TabNormal"/>
-            </w:pPr>
-            <w:r>
-              <w:t>Affects how quickly the membrane voltage resets or leaks after a spike</w:t>
-            </w:r>
-          </w:p>
-        </w:tc>
-      </w:tr>
-      <w:tr>
-        <w:trPr>
-          <w:cantSplit/>
-        </w:trPr>
-        <w:tc>
-          <w:tcPr>
-            <w:tcW w:w="1418" w:type="dxa"/>
-          </w:tcPr>
-          <w:p>
-            <w:pPr>
-              <w:pStyle w:val="TabNormal"/>
-            </w:pPr>
-            <w:r>
-              <w:t>VDD</w:t>
-            </w:r>
-          </w:p>
-        </w:tc>
-        <w:tc>
-          <w:tcPr>
-            <w:tcW w:w="1691" w:type="dxa"/>
-          </w:tcPr>
-          <w:p>
-            <w:pPr>
-              <w:pStyle w:val="TabNormal"/>
-            </w:pPr>
-            <w:r>
-              <w:t>Supply voltage</w:t>
-            </w:r>
-          </w:p>
-        </w:tc>
-        <w:tc>
-          <w:tcPr>
-            <w:tcW w:w="1002" w:type="dxa"/>
-          </w:tcPr>
-          <w:p>
-            <w:pPr>
-              <w:pStyle w:val="TabNormal"/>
-            </w:pPr>
-            <w:r>
-              <w:t>Volts (V)</w:t>
-            </w:r>
-          </w:p>
-        </w:tc>
-        <w:tc>
-          <w:tcPr>
-            <w:tcW w:w="992" w:type="dxa"/>
-          </w:tcPr>
-          <w:p>
-            <w:pPr>
-              <w:pStyle w:val="TabNormal"/>
-            </w:pPr>
-            <w:r>
-              <w:t>5.0</w:t>
-            </w:r>
-          </w:p>
-        </w:tc>
-        <w:tc>
-          <w:tcPr>
-            <w:tcW w:w="2410" w:type="dxa"/>
-          </w:tcPr>
-          <w:p>
-            <w:pPr>
-              <w:pStyle w:val="TabNormal"/>
-            </w:pPr>
-            <w:r>
-              <w:t xml:space="preserve">Sets </w:t>
-            </w:r>
-            <w:r>
-              <w:t xml:space="preserve">the </w:t>
-            </w:r>
-            <w:r>
-              <w:t>upper voltage bounds for circuit behavior</w:t>
-            </w:r>
-          </w:p>
-        </w:tc>
-      </w:tr>
-      <w:tr>
-        <w:trPr>
-          <w:cantSplit/>
-        </w:trPr>
-        <w:tc>
-          <w:tcPr>
-            <w:tcW w:w="1418" w:type="dxa"/>
-          </w:tcPr>
-          <w:p>
-            <w:pPr>
-              <w:pStyle w:val="TabNormal"/>
-            </w:pPr>
-            <w:proofErr w:type="spellStart"/>
-            <w:r>
-              <w:t>VTh</w:t>
-            </w:r>
-            <w:proofErr w:type="spellEnd"/>
-          </w:p>
-        </w:tc>
-        <w:tc>
-          <w:tcPr>
-            <w:tcW w:w="1691" w:type="dxa"/>
-          </w:tcPr>
-          <w:p>
-            <w:pPr>
-              <w:pStyle w:val="TabNormal"/>
-            </w:pPr>
-            <w:r>
-              <w:t>Threshold voltage</w:t>
-            </w:r>
-          </w:p>
-        </w:tc>
-        <w:tc>
-          <w:tcPr>
-            <w:tcW w:w="1002" w:type="dxa"/>
-          </w:tcPr>
-          <w:p>
-            <w:pPr>
-              <w:pStyle w:val="TabNormal"/>
-            </w:pPr>
-            <w:r>
-              <w:t>Volts (V)</w:t>
-            </w:r>
-          </w:p>
-        </w:tc>
-        <w:tc>
-          <w:tcPr>
-            <w:tcW w:w="992" w:type="dxa"/>
-          </w:tcPr>
-          <w:p>
-            <w:pPr>
-              <w:pStyle w:val="TabNormal"/>
-            </w:pPr>
-            <w:r>
-              <w:t>1.0</w:t>
-            </w:r>
-          </w:p>
-        </w:tc>
-        <w:tc>
-          <w:tcPr>
-            <w:tcW w:w="2410" w:type="dxa"/>
-          </w:tcPr>
-          <w:p>
-            <w:pPr>
-              <w:pStyle w:val="TabNormal"/>
-            </w:pPr>
-            <w:r>
-              <w:t>Defines the spike generation threshold</w:t>
-            </w:r>
-          </w:p>
-        </w:tc>
-      </w:tr>
-      <w:tr>
-        <w:trPr>
-          <w:cantSplit/>
-        </w:trPr>
-        <w:tc>
-          <w:tcPr>
-            <w:tcW w:w="1418" w:type="dxa"/>
-          </w:tcPr>
-          <w:p>
-            <w:pPr>
-              <w:pStyle w:val="TabNormal"/>
-            </w:pPr>
-            <w:r>
-              <w:t>K</w:t>
-            </w:r>
-          </w:p>
-        </w:tc>
-        <w:tc>
-          <w:tcPr>
-            <w:tcW w:w="1691" w:type="dxa"/>
-          </w:tcPr>
-          <w:p>
-            <w:pPr>
-              <w:pStyle w:val="TabNormal"/>
-            </w:pPr>
-            <w:r>
-              <w:t>Gain factor</w:t>
-            </w:r>
-          </w:p>
-        </w:tc>
-        <w:tc>
-          <w:tcPr>
-            <w:tcW w:w="1002" w:type="dxa"/>
-          </w:tcPr>
-          <w:p>
-            <w:pPr>
-              <w:pStyle w:val="TabNormal"/>
-            </w:pPr>
-            <w:r>
-              <w:t>N/A</w:t>
-            </w:r>
-          </w:p>
-        </w:tc>
-        <w:tc>
-          <w:tcPr>
-            <w:tcW w:w="992" w:type="dxa"/>
-          </w:tcPr>
-          <w:p>
-            <w:pPr>
-              <w:pStyle w:val="TabNormal"/>
-            </w:pPr>
-            <w:r>
-              <w:t>2</w:t>
-            </w:r>
-          </w:p>
-        </w:tc>
-        <w:tc>
-          <w:tcPr>
-            <w:tcW w:w="2410" w:type="dxa"/>
-          </w:tcPr>
-          <w:p>
-            <w:pPr>
-              <w:pStyle w:val="TabNormal"/>
-            </w:pPr>
-            <w:r>
-              <w:t>Dimensionless scaling factor (</w:t>
-            </w:r>
-            <w:r>
-              <w:t>for example,</w:t>
-            </w:r>
-            <w:r>
-              <w:t xml:space="preserve"> for current mirror)</w:t>
-            </w:r>
-          </w:p>
-        </w:tc>
-      </w:tr>
-      <w:tr>
-        <w:trPr>
-          <w:cantSplit/>
-        </w:trPr>
-        <w:tc>
-          <w:tcPr>
-            <w:tcW w:w="1418" w:type="dxa"/>
-          </w:tcPr>
-          <w:p>
-            <w:pPr>
-              <w:pStyle w:val="TabNormal"/>
-            </w:pPr>
-            <w:r>
-              <w:t>Rmin</w:t>
-            </w:r>
-            <w:r>
-              <w:t>/</w:t>
-            </w:r>
-            <w:proofErr w:type="spellStart"/>
-            <w:r>
-              <w:t>Rmax</w:t>
-            </w:r>
-            <w:proofErr w:type="spellEnd"/>
-          </w:p>
-        </w:tc>
-        <w:tc>
-          <w:tcPr>
-            <w:tcW w:w="1691" w:type="dxa"/>
-          </w:tcPr>
-          <w:p>
-            <w:pPr>
-              <w:pStyle w:val="TabNormal"/>
-            </w:pPr>
-            <w:r>
-              <w:t>Min/Max resistance in synaptic array</w:t>
-            </w:r>
-          </w:p>
-        </w:tc>
-        <w:tc>
-          <w:tcPr>
-            <w:tcW w:w="1002" w:type="dxa"/>
-          </w:tcPr>
-          <w:p>
-            <w:pPr>
-              <w:pStyle w:val="TabNormal"/>
-            </w:pPr>
-            <w:r>
-              <w:t>Ohms (Ω)</w:t>
-            </w:r>
-          </w:p>
-        </w:tc>
-        <w:tc>
-          <w:tcPr>
-            <w:tcW w:w="992" w:type="dxa"/>
-          </w:tcPr>
-          <w:p>
-            <w:pPr>
-              <w:pStyle w:val="TabNormal"/>
-            </w:pPr>
-            <w:r>
-              <w:t>145e3</w:t>
-            </w:r>
-            <w:r>
-              <w:t>/</w:t>
-            </w:r>
-            <w:r>
-              <w:t>145e6</w:t>
-            </w:r>
-          </w:p>
-        </w:tc>
-        <w:tc>
-          <w:tcPr>
-            <w:tcW w:w="2410" w:type="dxa"/>
-          </w:tcPr>
-          <w:p>
-            <w:pPr>
-              <w:pStyle w:val="TabNormal"/>
-            </w:pPr>
-            <w:r>
-              <w:t>Used for dynamic range in weight representation</w:t>
-            </w:r>
-          </w:p>
-        </w:tc>
-      </w:tr>
-      <w:tr>
-        <w:trPr>
-          <w:cantSplit/>
-        </w:trPr>
-        <w:tc>
-          <w:tcPr>
-            <w:tcW w:w="1418" w:type="dxa"/>
-          </w:tcPr>
-          <w:p>
-            <w:pPr>
-              <w:pStyle w:val="TabNormal"/>
-            </w:pPr>
-            <w:r>
-              <w:t>gm</w:t>
-            </w:r>
-          </w:p>
-        </w:tc>
-        <w:tc>
-          <w:tcPr>
-            <w:tcW w:w="1691" w:type="dxa"/>
-          </w:tcPr>
-          <w:p>
-            <w:pPr>
-              <w:pStyle w:val="TabNormal"/>
-            </w:pPr>
-            <w:r>
-              <w:t>Transconductance</w:t>
-            </w:r>
-          </w:p>
-        </w:tc>
-        <w:tc>
-          <w:tcPr>
-            <w:tcW w:w="1002" w:type="dxa"/>
-          </w:tcPr>
-          <w:p>
-            <w:pPr>
-              <w:pStyle w:val="TabNormal"/>
-            </w:pPr>
-            <w:r>
-              <w:t>Siemens (S)</w:t>
-            </w:r>
-          </w:p>
-        </w:tc>
-        <w:tc>
-          <w:tcPr>
-            <w:tcW w:w="992" w:type="dxa"/>
-          </w:tcPr>
-          <w:p>
-            <w:pPr>
-              <w:pStyle w:val="TabNormal"/>
-            </w:pPr>
-            <w:r>
-              <w:t>6.896e-6</w:t>
-            </w:r>
-          </w:p>
-        </w:tc>
-        <w:tc>
-          <w:tcPr>
-            <w:tcW w:w="2410" w:type="dxa"/>
-          </w:tcPr>
-          <w:p>
-            <w:pPr>
-              <w:pStyle w:val="TabNormal"/>
-            </w:pPr>
-            <w:r>
-              <w:t>Typically from the input differential pair</w:t>
-            </w:r>
-          </w:p>
-        </w:tc>
-      </w:tr>
-      <w:tr>
-        <w:trPr>
-          <w:cantSplit/>
-        </w:trPr>
-        <w:tc>
-          <w:tcPr>
-            <w:tcW w:w="1418" w:type="dxa"/>
-          </w:tcPr>
-          <w:p>
-            <w:pPr>
-              <w:pStyle w:val="TabNormal"/>
-            </w:pPr>
-            <w:r>
-              <w:t>CGB*, CGD*, CDB*</w:t>
-            </w:r>
-          </w:p>
-        </w:tc>
-        <w:tc>
-          <w:tcPr>
-            <w:tcW w:w="1691" w:type="dxa"/>
-          </w:tcPr>
-          <w:p>
-            <w:pPr>
-              <w:pStyle w:val="TabNormal"/>
-            </w:pPr>
-            <w:r>
-              <w:t>Parasitic capacitances (Gate-*, Drain-*, Bulk-*)</w:t>
-            </w:r>
-          </w:p>
-        </w:tc>
-        <w:tc>
-          <w:tcPr>
-            <w:tcW w:w="1002" w:type="dxa"/>
-          </w:tcPr>
-          <w:p>
-            <w:pPr>
-              <w:pStyle w:val="TabNormal"/>
-            </w:pPr>
-            <w:r>
-              <w:t>Farads (F)</w:t>
-            </w:r>
-          </w:p>
-        </w:tc>
-        <w:tc>
-          <w:tcPr>
-            <w:tcW w:w="992" w:type="dxa"/>
-          </w:tcPr>
-          <w:p>
-            <w:pPr>
-              <w:pStyle w:val="TabNormal"/>
-            </w:pPr>
-            <w:r>
-              <w:t>~e-18 values</w:t>
-            </w:r>
-          </w:p>
-        </w:tc>
-        <w:tc>
-          <w:tcPr>
-            <w:tcW w:w="2410" w:type="dxa"/>
-          </w:tcPr>
-          <w:p>
-            <w:pPr>
-              <w:pStyle w:val="TabNormal"/>
-            </w:pPr>
-            <w:r>
-              <w:t>Derived from transistor model extraction</w:t>
-            </w:r>
-          </w:p>
-        </w:tc>
-      </w:tr>
-      <w:tr>
-        <w:trPr>
-          <w:cantSplit/>
-        </w:trPr>
-        <w:tc>
-          <w:tcPr>
-            <w:tcW w:w="1418" w:type="dxa"/>
-          </w:tcPr>
-          <w:p>
-            <w:pPr>
-              <w:pStyle w:val="TabNormal"/>
-            </w:pPr>
-            <w:r>
-              <w:t>req</w:t>
-            </w:r>
-          </w:p>
-        </w:tc>
-        <w:tc>
-          <w:tcPr>
-            <w:tcW w:w="1691" w:type="dxa"/>
-          </w:tcPr>
-          <w:p>
-            <w:pPr>
-              <w:pStyle w:val="TabNormal"/>
-            </w:pPr>
-            <w:r>
-              <w:t>Effective resistance</w:t>
-            </w:r>
-          </w:p>
-        </w:tc>
-        <w:tc>
-          <w:tcPr>
-            <w:tcW w:w="1002" w:type="dxa"/>
-          </w:tcPr>
-          <w:p>
-            <w:pPr>
-              <w:pStyle w:val="TabNormal"/>
-            </w:pPr>
-            <w:r>
-              <w:t>Ohms (Ω)</w:t>
-            </w:r>
-          </w:p>
-        </w:tc>
-        <w:tc>
-          <w:tcPr>
-            <w:tcW w:w="992" w:type="dxa"/>
-          </w:tcPr>
-          <w:p>
-            <w:pPr>
-              <w:pStyle w:val="TabNormal"/>
-            </w:pPr>
-            <w:r>
-              <w:t>145e3</w:t>
-            </w:r>
-          </w:p>
-        </w:tc>
-        <w:tc>
-          <w:tcPr>
-            <w:tcW w:w="2410" w:type="dxa"/>
-          </w:tcPr>
-          <w:p>
-            <w:pPr>
-              <w:pStyle w:val="TabNormal"/>
-            </w:pPr>
-            <w:r>
-              <w:t>Used in equivalent RC modeling</w:t>
-            </w:r>
-          </w:p>
-        </w:tc>
-      </w:tr>
-      <w:tr>
-        <w:trPr>
-          <w:cantSplit/>
-        </w:trPr>
-        <w:tc>
-          <w:tcPr>
-            <w:tcW w:w="1418" w:type="dxa"/>
-          </w:tcPr>
-          <w:p>
-            <w:pPr>
-              <w:pStyle w:val="TabNormal"/>
-            </w:pPr>
-            <w:proofErr w:type="spellStart"/>
-            <w:r>
-              <w:t>R_da</w:t>
-            </w:r>
-            <w:proofErr w:type="spellEnd"/>
-          </w:p>
-        </w:tc>
-        <w:tc>
-          <w:tcPr>
-            <w:tcW w:w="1691" w:type="dxa"/>
-          </w:tcPr>
-          <w:p>
-            <w:pPr>
-              <w:pStyle w:val="TabNormal"/>
-            </w:pPr>
-            <w:r>
-              <w:t>Driver array resistance</w:t>
-            </w:r>
-          </w:p>
-        </w:tc>
-        <w:tc>
-          <w:tcPr>
-            <w:tcW w:w="1002" w:type="dxa"/>
-          </w:tcPr>
-          <w:p>
-            <w:pPr>
-              <w:pStyle w:val="TabNormal"/>
-            </w:pPr>
-            <w:r>
-              <w:t>Ohms (Ω)</w:t>
-            </w:r>
-          </w:p>
-        </w:tc>
-        <w:tc>
-          <w:tcPr>
-            <w:tcW w:w="992" w:type="dxa"/>
-          </w:tcPr>
-          <w:p>
-            <w:pPr>
-              <w:pStyle w:val="TabNormal"/>
-            </w:pPr>
-            <w:r>
-              <w:t>10e3</w:t>
-            </w:r>
-          </w:p>
-        </w:tc>
-        <w:tc>
-          <w:tcPr>
-            <w:tcW w:w="2410" w:type="dxa"/>
-          </w:tcPr>
-          <w:p>
-            <w:pPr>
-              <w:pStyle w:val="TabNormal"/>
-            </w:pPr>
-            <w:r>
-              <w:t>Series resistance from driver circuitry</w:t>
-            </w:r>
-          </w:p>
-        </w:tc>
-      </w:tr>
-    </w:tbl>
-    <w:p>
-      <w:pPr>
-        <w:pStyle w:val="Bullet1Indent"/>
-        <w:keepNext/>
-      </w:pPr>
-      <w:r>
-        <w:lastRenderedPageBreak/>
-        <w:t xml:space="preserve">For a </w:t>
-      </w:r>
-      <w:r>
-        <w:t>BIU network:</w:t>
-      </w:r>
-    </w:p>
-    <w:p>
-      <w:pPr>
-        <w:pStyle w:val="Code"/>
-        <w:keepNext/>
-        <w:ind w:left="2127"/>
-      </w:pPr>
-      <w:r>
-        <w:t>&lt;</w:t>
-      </w:r>
-      <w:proofErr w:type="spellStart"/>
-      <w:r>
-        <w:t>NetworkConfig</w:t>
-      </w:r>
-      <w:proofErr w:type="spellEnd"/>
-      <w:r>
-        <w:t xml:space="preserve"> type="BIU"&gt;</w:t>
-      </w:r>
-    </w:p>
-    <w:p>
-      <w:pPr>
-        <w:pStyle w:val="Code"/>
-        <w:keepNext/>
-        <w:ind w:left="2127"/>
-      </w:pPr>
-      <w:r>
-        <w:t xml:space="preserve">  &lt;</w:t>
-      </w:r>
-      <w:proofErr w:type="spellStart"/>
-      <w:r>
-        <w:t>BIUNetwork</w:t>
-      </w:r>
-      <w:proofErr w:type="spellEnd"/>
-      <w:r>
-        <w:t>&gt;</w:t>
-      </w:r>
-    </w:p>
-    <w:p>
-      <w:pPr>
-        <w:pStyle w:val="Code"/>
-        <w:keepNext/>
-        <w:ind w:left="2127"/>
-      </w:pPr>
-      <w:r>
-        <w:t xml:space="preserve">    &lt;!-- BIU parameters here --&gt;</w:t>
-      </w:r>
-    </w:p>
-    <w:p>
-      <w:pPr>
-        <w:pStyle w:val="Code"/>
-        <w:keepNext/>
-        <w:ind w:left="2127"/>
-      </w:pPr>
-      <w:r>
-        <w:t xml:space="preserve">  &lt;/</w:t>
-      </w:r>
-      <w:proofErr w:type="spellStart"/>
-      <w:r>
-        <w:t>BIUNetwork</w:t>
-      </w:r>
-      <w:proofErr w:type="spellEnd"/>
-      <w:r>
-        <w:t>&gt;</w:t>
-      </w:r>
-    </w:p>
-    <w:p>
-      <w:pPr>
-        <w:pStyle w:val="Code"/>
-        <w:keepNext/>
-        <w:ind w:left="2127"/>
-      </w:pPr>
-      <w:r>
-        <w:t xml:space="preserve">  &lt;Architecture&gt;</w:t>
-      </w:r>
-    </w:p>
-    <w:p>
-      <w:pPr>
-        <w:pStyle w:val="Code"/>
-        <w:keepNext/>
-        <w:ind w:left="2127"/>
-      </w:pPr>
-      <w:r>
-        <w:t xml:space="preserve">    &lt;!-- architecture details --&gt;</w:t>
-      </w:r>
-    </w:p>
-    <w:p>
-      <w:pPr>
-        <w:pStyle w:val="Code"/>
-        <w:keepNext/>
-        <w:ind w:left="2127"/>
-      </w:pPr>
-      <w:r>
-        <w:t xml:space="preserve">  &lt;/Architecture&gt;</w:t>
-      </w:r>
-    </w:p>
-    <w:p>
-      <w:pPr>
-        <w:pStyle w:val="Code"/>
-        <w:keepNext/>
-        <w:ind w:left="2127"/>
-      </w:pPr>
-      <w:r>
-        <w:t>&lt;/</w:t>
-      </w:r>
-      <w:proofErr w:type="spellStart"/>
-      <w:r>
-        <w:t>NetworkConfig</w:t>
-      </w:r>
-      <w:proofErr w:type="spellEnd"/>
-      <w:r>
-        <w:t>&gt;</w:t>
-      </w:r>
-    </w:p>
-    <w:p>
-      <w:pPr>
-        <w:pStyle w:val="Bullet1Indent"/>
-        <w:keepNext/>
-        <w:numPr>
-          <w:ilvl w:val="0"/>
-          <w:numId w:val="0"/>
-        </w:numPr>
-        <w:ind w:left="2127"/>
-      </w:pPr>
-      <w:r>
-        <w:fldChar w:fldCharType="begin"/>
-      </w:r>
-      <w:r>
-        <w:instrText xml:space="preserve"> REF _Ref205374287 \h </w:instrText>
-      </w:r>
-      <w:r>
-        <w:fldChar w:fldCharType="separate"/>
-      </w:r>
-      <w:r>
-        <w:t xml:space="preserve">Table </w:t>
-      </w:r>
-      <w:r>
-        <w:rPr>
-          <w:noProof/>
-          <w:cs/>
-        </w:rPr>
-        <w:t>‎</w:t>
-      </w:r>
-      <w:r>
-        <w:rPr>
-          <w:noProof/>
-        </w:rPr>
-        <w:t>2</w:t>
-      </w:r>
-      <w:r>
-        <w:noBreakHyphen/>
-      </w:r>
-      <w:r>
-        <w:rPr>
-          <w:noProof/>
-        </w:rPr>
-        <w:t>2</w:t>
-      </w:r>
-      <w:r>
-        <w:fldChar w:fldCharType="end"/>
-      </w:r>
-      <w:r>
-        <w:t xml:space="preserve"> defines the k</w:t>
-      </w:r>
-      <w:r>
-        <w:t xml:space="preserve">ey parameters </w:t>
-      </w:r>
-      <w:r>
-        <w:t xml:space="preserve">that are </w:t>
-      </w:r>
-      <w:r>
-        <w:t xml:space="preserve">used </w:t>
-      </w:r>
-      <w:r>
-        <w:t>in this</w:t>
-      </w:r>
-      <w:r>
-        <w:t xml:space="preserve"> section of the </w:t>
-      </w:r>
-      <w:r>
-        <w:t xml:space="preserve">BIU </w:t>
-      </w:r>
-      <w:r>
-        <w:t xml:space="preserve">XML configuration file. </w:t>
-      </w:r>
-    </w:p>
-    <w:p>
-      <w:pPr>
-        <w:pStyle w:val="Bullet1Indent"/>
-        <w:keepNext/>
-        <w:numPr>
-          <w:ilvl w:val="0"/>
-          <w:numId w:val="0"/>
-        </w:numPr>
-        <w:ind w:left="2127"/>
-      </w:pPr>
-      <w:r>
-        <w:t xml:space="preserve">These values are based on </w:t>
-      </w:r>
-      <w:r>
-        <w:t>a switched-capacitor SNN architecture using programmable digital weights, charge sharing, and comparator-based thresholding</w:t>
-      </w:r>
-      <w:r>
-        <w:t>.</w:t>
-      </w:r>
-    </w:p>
-    <w:p>
-      <w:pPr>
-        <w:pStyle w:val="Caption"/>
-        <w:keepNext/>
-        <w:rPr>
-          <w:highlight w:val="yellow"/>
-        </w:rPr>
-      </w:pPr>
-      <w:bookmarkStart w:id="30" w:name="_Ref205374287"/>
-      <w:bookmarkStart w:id="31" w:name="_Toc205462362"/>
-      <w:r>
-        <w:t xml:space="preserve">Table </w:t>
-      </w:r>
-      <w:r>
-        <w:fldChar w:fldCharType="begin"/>
-      </w:r>
-      <w:r>
-        <w:instrText xml:space="preserve"> STYLEREF 1 \s </w:instrText>
-      </w:r>
-      <w:r>
-        <w:fldChar w:fldCharType="separate"/>
-      </w:r>
-      <w:r>
-        <w:rPr>
-          <w:noProof/>
-          <w:cs/>
-        </w:rPr>
-        <w:t>‎</w:t>
-      </w:r>
-      <w:r>
-        <w:rPr>
-          <w:noProof/>
-        </w:rPr>
-        <w:t>2</w:t>
-      </w:r>
-      <w:r>
-        <w:rPr>
-          <w:noProof/>
-        </w:rPr>
-        <w:fldChar w:fldCharType="end"/>
-      </w:r>
-      <w:r>
-        <w:noBreakHyphen/>
-      </w:r>
-      <w:r>
-        <w:fldChar w:fldCharType="begin"/>
-      </w:r>
-      <w:r>
-        <w:instrText xml:space="preserve"> SEQ Table \* ARABIC \s 1 </w:instrText>
-      </w:r>
-      <w:r>
-        <w:fldChar w:fldCharType="separate"/>
-      </w:r>
-      <w:r>
-        <w:rPr>
-          <w:noProof/>
-        </w:rPr>
-        <w:t>2</w:t>
-      </w:r>
-      <w:r>
-        <w:rPr>
-          <w:noProof/>
-        </w:rPr>
-        <w:fldChar w:fldCharType="end"/>
-      </w:r>
-      <w:bookmarkEnd w:id="30"/>
-      <w:r>
-        <w:t>: BIU Network XML Configuration Parameter Definitions</w:t>
-      </w:r>
-      <w:bookmarkEnd w:id="31"/>
-    </w:p>
-    <w:tbl>
-      <w:tblPr>
-        <w:tblStyle w:val="TableGrid"/>
-        <w:tblW w:w="7513" w:type="dxa"/>
-        <w:tblInd w:w="1126" w:type="dxa"/>
-        <w:tblBorders>
-          <w:top w:val="single" w:sz="6" w:space="0" w:color="auto"/>
-          <w:left w:val="single" w:sz="6" w:space="0" w:color="auto"/>
-          <w:bottom w:val="single" w:sz="6" w:space="0" w:color="auto"/>
-          <w:right w:val="single" w:sz="6" w:space="0" w:color="auto"/>
-          <w:insideH w:val="single" w:sz="6" w:space="0" w:color="auto"/>
-          <w:insideV w:val="single" w:sz="6" w:space="0" w:color="auto"/>
-        </w:tblBorders>
-        <w:tblCellMar>
-          <w:left w:w="57" w:type="dxa"/>
-          <w:right w:w="57" w:type="dxa"/>
-        </w:tblCellMar>
-        <w:tblLook w:val="04A0" w:firstRow="1" w:lastRow="0" w:firstColumn="1" w:lastColumn="0" w:noHBand="0" w:noVBand="1"/>
-      </w:tblPr>
-      <w:tblGrid>
-        <w:gridCol w:w="1397"/>
-        <w:gridCol w:w="1659"/>
+        <w:gridCol w:w="1747"/>
+        <w:gridCol w:w="1538"/>
         <w:gridCol w:w="1114"/>
-        <w:gridCol w:w="987"/>
-        <w:gridCol w:w="2356"/>
+        <w:gridCol w:w="962"/>
+        <w:gridCol w:w="2152"/>
       </w:tblGrid>
       <w:tr>
         <w:trPr>
@@ -5419,6 +6626,7 @@
               <w:pStyle w:val="TabNormal"/>
             </w:pPr>
             <w:r>
+              <w:lastRenderedPageBreak/>
               <w:t>Cn</w:t>
             </w:r>
           </w:p>
@@ -5792,11 +7000,21 @@
             <w:pPr>
               <w:pStyle w:val="TabNormal"/>
             </w:pPr>
-            <w:proofErr w:type="spellStart"/>
-            <w:r>
-              <w:t>NRcycles</w:t>
-            </w:r>
-            <w:proofErr w:type="spellEnd"/>
+            <w:del w:id="184" w:author="Ibrahem Saed Ahmd" w:date="2025-08-12T16:56:00Z" w16du:dateUtc="2025-08-12T13:56:00Z">
+              <w:r>
+                <w:delText>NRcycles</w:delText>
+              </w:r>
+            </w:del>
+            <w:ins w:id="185" w:author="Ibrahem Saed Ahmd" w:date="2025-08-12T16:56:00Z" w16du:dateUtc="2025-08-12T13:56:00Z">
+              <w:r>
+                <w:t>Refr</w:t>
+              </w:r>
+            </w:ins>
+            <w:ins w:id="186" w:author="Ibrahem Saed Ahmd" w:date="2025-08-12T16:57:00Z" w16du:dateUtc="2025-08-12T13:57:00Z">
+              <w:r>
+                <w:t>actory</w:t>
+              </w:r>
+            </w:ins>
           </w:p>
         </w:tc>
         <w:tc>
@@ -5915,12 +7133,10 @@
               <w:pStyle w:val="TabNormal"/>
               <w:keepNext/>
             </w:pPr>
-            <w:proofErr w:type="spellStart"/>
             <w:proofErr w:type="gramStart"/>
             <w:r>
               <w:t>5e</w:t>
             </w:r>
-            <w:proofErr w:type="spellEnd"/>
             <w:proofErr w:type="gramEnd"/>
             <w:r>
               <w:t>-15</w:t>
@@ -6102,7 +7318,6 @@
         <w:keepNext/>
       </w:pPr>
       <w:r>
-        <w:lastRenderedPageBreak/>
         <w:t>In a plain TXT file, define the neuron values.</w:t>
       </w:r>
     </w:p>
@@ -6437,6 +7652,7 @@
               <w:rPr>
                 <w:lang w:val="it-IT"/>
               </w:rPr>
+              <w:lastRenderedPageBreak/>
               <w:t>&gt; "1e-10 * math.sin(2 * math.pi * t * 5 + 3 * math.pi</w:t>
             </w:r>
             <w:r>
@@ -6459,8 +7675,8 @@
       <w:pPr>
         <w:pStyle w:val="Heading2"/>
       </w:pPr>
-      <w:bookmarkStart w:id="32" w:name="_Ref204517580"/>
-      <w:bookmarkStart w:id="33" w:name="_Toc205462353"/>
+      <w:bookmarkStart w:id="187" w:name="_Ref204517580"/>
+      <w:bookmarkStart w:id="188" w:name="_Toc205462353"/>
       <w:r>
         <w:lastRenderedPageBreak/>
         <w:t xml:space="preserve">Step 2: </w:t>
@@ -6474,8 +7690,8 @@
       <w:r>
         <w:t>ile</w:t>
       </w:r>
-      <w:bookmarkEnd w:id="32"/>
-      <w:bookmarkEnd w:id="33"/>
+      <w:bookmarkEnd w:id="187"/>
+      <w:bookmarkEnd w:id="188"/>
     </w:p>
     <w:p>
       <w:pPr>
@@ -6749,6 +7965,9 @@
       <w:pPr>
         <w:pStyle w:val="Code"/>
         <w:ind w:left="2127"/>
+        <w:rPr>
+          <w:ins w:id="189" w:author="Ibrahem Saed Ahmd" w:date="2025-08-12T16:57:00Z" w16du:dateUtc="2025-08-12T13:57:00Z"/>
+        </w:rPr>
       </w:pPr>
       <w:r>
         <w:t>}</w:t>
@@ -6756,10 +7975,43 @@
     </w:p>
     <w:p>
       <w:pPr>
+        <w:pStyle w:val="Code"/>
+        <w:numPr>
+          <w:ilvl w:val="3"/>
+          <w:numId w:val="8"/>
+        </w:numPr>
+        <w:pPrChange w:id="190" w:author="Ibrahem Saed Ahmd" w:date="2025-08-12T16:57:00Z" w16du:dateUtc="2025-08-12T13:57:00Z">
+          <w:pPr>
+            <w:pStyle w:val="Code"/>
+            <w:ind w:left="2127"/>
+          </w:pPr>
+        </w:pPrChange>
+      </w:pPr>
+      <w:proofErr w:type="spellStart"/>
+      <w:ins w:id="191" w:author="Ibrahem Saed Ahmd" w:date="2025-08-12T16:57:00Z" w16du:dateUtc="2025-08-12T13:57:00Z">
+        <w:r>
+          <w:t>sup_xml_config_path</w:t>
+        </w:r>
+        <w:proofErr w:type="spellEnd"/>
+        <w:r>
+          <w:t xml:space="preserve"> is an optional field for </w:t>
+        </w:r>
+        <w:proofErr w:type="spellStart"/>
+        <w:r>
+          <w:t>biuNetwork</w:t>
+        </w:r>
+        <w:proofErr w:type="spellEnd"/>
+        <w:r>
+          <w:t xml:space="preserve"> only, the other fields are shared between all the networks</w:t>
+        </w:r>
+      </w:ins>
+    </w:p>
+    <w:p>
+      <w:pPr>
         <w:pStyle w:val="Heading2"/>
       </w:pPr>
-      <w:bookmarkStart w:id="34" w:name="_Ref204517593"/>
-      <w:bookmarkStart w:id="35" w:name="_Toc205462354"/>
+      <w:bookmarkStart w:id="192" w:name="_Ref204517593"/>
+      <w:bookmarkStart w:id="193" w:name="_Toc205462354"/>
       <w:r>
         <w:lastRenderedPageBreak/>
         <w:t xml:space="preserve">Step </w:t>
@@ -6788,8 +8040,8 @@
       <w:r>
         <w:t xml:space="preserve"> Tool</w:t>
       </w:r>
-      <w:bookmarkEnd w:id="34"/>
-      <w:bookmarkEnd w:id="35"/>
+      <w:bookmarkEnd w:id="192"/>
+      <w:bookmarkEnd w:id="193"/>
     </w:p>
     <w:p>
       <w:pPr>
@@ -6868,7 +8120,15 @@
         <w:ind w:left="1701"/>
       </w:pPr>
       <w:r>
-        <w:t xml:space="preserve">While the NemoSim is running, it will display progress messages on the screen, as demonstrated in </w:t>
+        <w:t xml:space="preserve">While the </w:t>
+      </w:r>
+      <w:proofErr w:type="spellStart"/>
+      <w:r>
+        <w:t>NemoSim</w:t>
+      </w:r>
+      <w:proofErr w:type="spellEnd"/>
+      <w:r>
+        <w:t xml:space="preserve"> is running, it will display progress messages on the screen, as demonstrated in </w:t>
       </w:r>
       <w:r>
         <w:fldChar w:fldCharType="begin"/>
@@ -6943,68 +8203,42 @@
       <w:pPr>
         <w:pStyle w:val="Caption"/>
       </w:pPr>
-      <w:bookmarkStart w:id="36" w:name="_Ref204526948"/>
-      <w:bookmarkStart w:id="37" w:name="_Toc205462360"/>
+      <w:bookmarkStart w:id="194" w:name="_Ref204526948"/>
+      <w:bookmarkStart w:id="195" w:name="_Toc205462360"/>
       <w:r>
         <w:t xml:space="preserve">Example </w:t>
       </w:r>
-      <w:r>
-        <w:fldChar w:fldCharType="begin"/>
-      </w:r>
-      <w:r>
-        <w:instrText xml:space="preserve"> STYLEREF 1 \s </w:instrText>
-      </w:r>
-      <w:r>
-        <w:fldChar w:fldCharType="separate"/>
-      </w:r>
-      <w:r>
-        <w:rPr>
-          <w:noProof/>
-          <w:cs/>
-        </w:rPr>
-        <w:t>‎</w:t>
-      </w:r>
-      <w:r>
-        <w:rPr>
-          <w:noProof/>
-        </w:rPr>
-        <w:t>2</w:t>
-      </w:r>
-      <w:r>
-        <w:rPr>
-          <w:noProof/>
-        </w:rPr>
-        <w:fldChar w:fldCharType="end"/>
-      </w:r>
+      <w:fldSimple w:instr=" STYLEREF 1 \s ">
+        <w:r>
+          <w:rPr>
+            <w:noProof/>
+            <w:cs/>
+          </w:rPr>
+          <w:t>‎</w:t>
+        </w:r>
+        <w:r>
+          <w:rPr>
+            <w:noProof/>
+          </w:rPr>
+          <w:t>2</w:t>
+        </w:r>
+      </w:fldSimple>
       <w:r>
         <w:noBreakHyphen/>
       </w:r>
-      <w:r>
-        <w:fldChar w:fldCharType="begin"/>
-      </w:r>
-      <w:r>
-        <w:instrText xml:space="preserve"> SEQ Example \* ARABIC \s 1 </w:instrText>
-      </w:r>
-      <w:r>
-        <w:fldChar w:fldCharType="separate"/>
-      </w:r>
-      <w:r>
-        <w:rPr>
-          <w:noProof/>
-        </w:rPr>
-        <w:t>1</w:t>
-      </w:r>
-      <w:r>
-        <w:rPr>
-          <w:noProof/>
-        </w:rPr>
-        <w:fldChar w:fldCharType="end"/>
-      </w:r>
-      <w:bookmarkEnd w:id="36"/>
+      <w:fldSimple w:instr=" SEQ Example \* ARABIC \s 1 ">
+        <w:r>
+          <w:rPr>
+            <w:noProof/>
+          </w:rPr>
+          <w:t>1</w:t>
+        </w:r>
+      </w:fldSimple>
+      <w:bookmarkEnd w:id="194"/>
       <w:r>
         <w:t>: NemoSim Progress Messages</w:t>
       </w:r>
-      <w:bookmarkEnd w:id="37"/>
+      <w:bookmarkEnd w:id="195"/>
     </w:p>
     <w:p>
       <w:pPr>
@@ -7071,8 +8305,8 @@
       <w:pPr>
         <w:pStyle w:val="Heading2"/>
       </w:pPr>
-      <w:bookmarkStart w:id="38" w:name="_Ref204517597"/>
-      <w:bookmarkStart w:id="39" w:name="_Toc205462355"/>
+      <w:bookmarkStart w:id="196" w:name="_Ref204517597"/>
+      <w:bookmarkStart w:id="197" w:name="_Toc205462355"/>
       <w:r>
         <w:lastRenderedPageBreak/>
         <w:t>Step</w:t>
@@ -7101,8 +8335,8 @@
       <w:r>
         <w:t xml:space="preserve"> Outputs</w:t>
       </w:r>
-      <w:bookmarkEnd w:id="38"/>
-      <w:bookmarkEnd w:id="39"/>
+      <w:bookmarkEnd w:id="196"/>
+      <w:bookmarkEnd w:id="197"/>
     </w:p>
     <w:p>
       <w:pPr>
@@ -7110,7 +8344,15 @@
         <w:keepNext/>
       </w:pPr>
       <w:r>
-        <w:t>When the NemoSim has finished running, it generates</w:t>
+        <w:t xml:space="preserve">When the </w:t>
+      </w:r>
+      <w:proofErr w:type="spellStart"/>
+      <w:r>
+        <w:t>NemoSim</w:t>
+      </w:r>
+      <w:proofErr w:type="spellEnd"/>
+      <w:r>
+        <w:t xml:space="preserve"> has finished running, it generates</w:t>
       </w:r>
       <w:r>
         <w:t xml:space="preserve"> output files</w:t>
@@ -7240,6 +8482,15 @@
         <w:t>Iins</w:t>
       </w:r>
       <w:proofErr w:type="spellEnd"/>
+      <w:ins w:id="198" w:author="Ibrahem Saed Ahmd" w:date="2025-08-12T16:57:00Z" w16du:dateUtc="2025-08-12T13:57:00Z">
+        <w:r>
+          <w:rPr>
+            <w:b/>
+            <w:bCs/>
+          </w:rPr>
+          <w:t>_</w:t>
+        </w:r>
+      </w:ins>
       <w:r>
         <w:rPr>
           <w:b/>
@@ -7259,7 +8510,23 @@
           <w:b/>
           <w:bCs/>
         </w:rPr>
-        <w:t>&gt;&lt;</w:t>
+        <w:t>&gt;</w:t>
+      </w:r>
+      <w:ins w:id="199" w:author="Ibrahem Saed Ahmd" w:date="2025-08-12T16:57:00Z" w16du:dateUtc="2025-08-12T13:57:00Z">
+        <w:r>
+          <w:rPr>
+            <w:b/>
+            <w:bCs/>
+          </w:rPr>
+          <w:t>_</w:t>
+        </w:r>
+      </w:ins>
+      <w:r>
+        <w:rPr>
+          <w:b/>
+          <w:bCs/>
+        </w:rPr>
+        <w:t>&lt;</w:t>
       </w:r>
       <w:r>
         <w:rPr>
@@ -7297,9 +8564,25 @@
           <w:b/>
           <w:bCs/>
         </w:rPr>
-        <w:t>vms</w:t>
+        <w:t>V</w:t>
+      </w:r>
+      <w:r>
+        <w:rPr>
+          <w:b/>
+          <w:bCs/>
+        </w:rPr>
+        <w:t>ms</w:t>
       </w:r>
       <w:proofErr w:type="spellEnd"/>
+      <w:ins w:id="200" w:author="Ibrahem Saed Ahmd" w:date="2025-08-12T16:57:00Z" w16du:dateUtc="2025-08-12T13:57:00Z">
+        <w:r>
+          <w:rPr>
+            <w:b/>
+            <w:bCs/>
+          </w:rPr>
+          <w:t>_</w:t>
+        </w:r>
+      </w:ins>
       <w:r>
         <w:rPr>
           <w:b/>
@@ -7319,7 +8602,23 @@
           <w:b/>
           <w:bCs/>
         </w:rPr>
-        <w:t>&gt;&lt;</w:t>
+        <w:t>&gt;</w:t>
+      </w:r>
+      <w:ins w:id="201" w:author="Ibrahem Saed Ahmd" w:date="2025-08-12T16:57:00Z" w16du:dateUtc="2025-08-12T13:57:00Z">
+        <w:r>
+          <w:rPr>
+            <w:b/>
+            <w:bCs/>
+          </w:rPr>
+          <w:t>_</w:t>
+        </w:r>
+      </w:ins>
+      <w:r>
+        <w:rPr>
+          <w:b/>
+          <w:bCs/>
+        </w:rPr>
+        <w:t>&lt;</w:t>
       </w:r>
       <w:r>
         <w:rPr>
@@ -7360,6 +8659,15 @@
         <w:t>Vouts</w:t>
       </w:r>
       <w:proofErr w:type="spellEnd"/>
+      <w:ins w:id="202" w:author="Ibrahem Saed Ahmd" w:date="2025-08-12T16:57:00Z" w16du:dateUtc="2025-08-12T13:57:00Z">
+        <w:r>
+          <w:rPr>
+            <w:b/>
+            <w:bCs/>
+          </w:rPr>
+          <w:t>_</w:t>
+        </w:r>
+      </w:ins>
       <w:r>
         <w:rPr>
           <w:b/>
@@ -7379,7 +8687,23 @@
           <w:b/>
           <w:bCs/>
         </w:rPr>
-        <w:t>&gt;&lt;</w:t>
+        <w:t>&gt;</w:t>
+      </w:r>
+      <w:ins w:id="203" w:author="Ibrahem Saed Ahmd" w:date="2025-08-12T16:57:00Z" w16du:dateUtc="2025-08-12T13:57:00Z">
+        <w:r>
+          <w:rPr>
+            <w:b/>
+            <w:bCs/>
+          </w:rPr>
+          <w:t>_</w:t>
+        </w:r>
+      </w:ins>
+      <w:r>
+        <w:rPr>
+          <w:b/>
+          <w:bCs/>
+        </w:rPr>
+        <w:t>&lt;</w:t>
       </w:r>
       <w:r>
         <w:rPr>
@@ -7447,6 +8771,15 @@
         </w:rPr>
         <w:t>Vin</w:t>
       </w:r>
+      <w:ins w:id="204" w:author="Ibrahem Saed Ahmd" w:date="2025-08-12T16:57:00Z" w16du:dateUtc="2025-08-12T13:57:00Z">
+        <w:r>
+          <w:rPr>
+            <w:b/>
+            <w:bCs/>
+          </w:rPr>
+          <w:t>_</w:t>
+        </w:r>
+      </w:ins>
       <w:r>
         <w:rPr>
           <w:b/>
@@ -7466,7 +8799,23 @@
           <w:b/>
           <w:bCs/>
         </w:rPr>
-        <w:t>&gt;&lt;</w:t>
+        <w:t>&gt;</w:t>
+      </w:r>
+      <w:ins w:id="205" w:author="Ibrahem Saed Ahmd" w:date="2025-08-12T16:57:00Z" w16du:dateUtc="2025-08-12T13:57:00Z">
+        <w:r>
+          <w:rPr>
+            <w:b/>
+            <w:bCs/>
+          </w:rPr>
+          <w:t>_</w:t>
+        </w:r>
+      </w:ins>
+      <w:r>
+        <w:rPr>
+          <w:b/>
+          <w:bCs/>
+        </w:rPr>
+        <w:t>&lt;</w:t>
       </w:r>
       <w:r>
         <w:rPr>
@@ -7506,6 +8855,15 @@
         <w:t>Vns</w:t>
       </w:r>
       <w:proofErr w:type="spellEnd"/>
+      <w:ins w:id="206" w:author="Ibrahem Saed Ahmd" w:date="2025-08-12T16:57:00Z" w16du:dateUtc="2025-08-12T13:57:00Z">
+        <w:r>
+          <w:rPr>
+            <w:b/>
+            <w:bCs/>
+          </w:rPr>
+          <w:t>_</w:t>
+        </w:r>
+      </w:ins>
       <w:r>
         <w:rPr>
           <w:b/>
@@ -7525,7 +8883,23 @@
           <w:b/>
           <w:bCs/>
         </w:rPr>
-        <w:t>&gt;&lt;</w:t>
+        <w:t>&gt;</w:t>
+      </w:r>
+      <w:ins w:id="207" w:author="Ibrahem Saed Ahmd" w:date="2025-08-12T16:57:00Z" w16du:dateUtc="2025-08-12T13:57:00Z">
+        <w:r>
+          <w:rPr>
+            <w:b/>
+            <w:bCs/>
+          </w:rPr>
+          <w:t>_</w:t>
+        </w:r>
+      </w:ins>
+      <w:r>
+        <w:rPr>
+          <w:b/>
+          <w:bCs/>
+        </w:rPr>
+        <w:t>&lt;</w:t>
       </w:r>
       <w:r>
         <w:rPr>
@@ -7563,6 +8937,15 @@
         </w:rPr>
         <w:t>Spikes</w:t>
       </w:r>
+      <w:ins w:id="208" w:author="Ibrahem Saed Ahmd" w:date="2025-08-12T16:57:00Z" w16du:dateUtc="2025-08-12T13:57:00Z">
+        <w:r>
+          <w:rPr>
+            <w:b/>
+            <w:bCs/>
+          </w:rPr>
+          <w:t>_</w:t>
+        </w:r>
+      </w:ins>
       <w:r>
         <w:rPr>
           <w:b/>
@@ -7582,7 +8965,23 @@
           <w:b/>
           <w:bCs/>
         </w:rPr>
-        <w:t>&gt;&lt;</w:t>
+        <w:t>&gt;</w:t>
+      </w:r>
+      <w:ins w:id="209" w:author="Ibrahem Saed Ahmd" w:date="2025-08-12T16:57:00Z" w16du:dateUtc="2025-08-12T13:57:00Z">
+        <w:r>
+          <w:rPr>
+            <w:b/>
+            <w:bCs/>
+          </w:rPr>
+          <w:t>_</w:t>
+        </w:r>
+      </w:ins>
+      <w:r>
+        <w:rPr>
+          <w:b/>
+          <w:bCs/>
+        </w:rPr>
+        <w:t>&lt;</w:t>
       </w:r>
       <w:r>
         <w:rPr>
@@ -7706,20 +9105,59 @@
       <w:r>
         <w:t>python plot_vm_to_dt.py Iins</w:t>
       </w:r>
-      <w:r>
-        <w:t>00</w:t>
+      <w:ins w:id="210" w:author="Ibrahem Saed Ahmd" w:date="2025-08-12T16:58:00Z" w16du:dateUtc="2025-08-12T13:58:00Z">
+        <w:r>
+          <w:t>_</w:t>
+        </w:r>
+      </w:ins>
+      <w:r>
+        <w:t>0</w:t>
+      </w:r>
+      <w:ins w:id="211" w:author="Ibrahem Saed Ahmd" w:date="2025-08-12T16:58:00Z" w16du:dateUtc="2025-08-12T13:58:00Z">
+        <w:r>
+          <w:t>_</w:t>
+        </w:r>
+      </w:ins>
+      <w:r>
+        <w:t>0</w:t>
       </w:r>
       <w:r>
         <w:t>.txt vms</w:t>
       </w:r>
-      <w:r>
-        <w:t>00</w:t>
+      <w:ins w:id="212" w:author="Ibrahem Saed Ahmd" w:date="2025-08-12T16:58:00Z" w16du:dateUtc="2025-08-12T13:58:00Z">
+        <w:r>
+          <w:t>_</w:t>
+        </w:r>
+      </w:ins>
+      <w:r>
+        <w:t>0</w:t>
+      </w:r>
+      <w:ins w:id="213" w:author="Ibrahem Saed Ahmd" w:date="2025-08-12T16:58:00Z" w16du:dateUtc="2025-08-12T13:58:00Z">
+        <w:r>
+          <w:t>_</w:t>
+        </w:r>
+      </w:ins>
+      <w:r>
+        <w:t>0</w:t>
       </w:r>
       <w:r>
         <w:t>.txt Vouts</w:t>
       </w:r>
-      <w:r>
-        <w:t>00</w:t>
+      <w:ins w:id="214" w:author="Ibrahem Saed Ahmd" w:date="2025-08-12T16:58:00Z" w16du:dateUtc="2025-08-12T13:58:00Z">
+        <w:r>
+          <w:t>_</w:t>
+        </w:r>
+      </w:ins>
+      <w:r>
+        <w:t>0</w:t>
+      </w:r>
+      <w:ins w:id="215" w:author="Ibrahem Saed Ahmd" w:date="2025-08-12T16:58:00Z" w16du:dateUtc="2025-08-12T13:58:00Z">
+        <w:r>
+          <w:t>_</w:t>
+        </w:r>
+      </w:ins>
+      <w:r>
+        <w:t>0</w:t>
       </w:r>
       <w:r>
         <w:t>.txt</w:t>
@@ -7745,24 +9183,24 @@
       <w:pPr>
         <w:pStyle w:val="Heading1"/>
       </w:pPr>
-      <w:bookmarkStart w:id="40" w:name="_Ref204527360"/>
-      <w:bookmarkStart w:id="41" w:name="_Toc205462356"/>
+      <w:bookmarkStart w:id="216" w:name="_Ref204527360"/>
+      <w:bookmarkStart w:id="217" w:name="_Toc205462356"/>
       <w:r>
         <w:lastRenderedPageBreak/>
         <w:t>Error Handling</w:t>
       </w:r>
-      <w:bookmarkEnd w:id="40"/>
-      <w:bookmarkEnd w:id="41"/>
+      <w:bookmarkEnd w:id="216"/>
+      <w:bookmarkEnd w:id="217"/>
     </w:p>
     <w:p>
       <w:pPr>
         <w:pStyle w:val="Heading2"/>
       </w:pPr>
-      <w:bookmarkStart w:id="42" w:name="_Toc205462357"/>
+      <w:bookmarkStart w:id="218" w:name="_Toc205462357"/>
       <w:r>
         <w:t>Error and Warning Message Formats</w:t>
       </w:r>
-      <w:bookmarkEnd w:id="42"/>
+      <w:bookmarkEnd w:id="218"/>
     </w:p>
     <w:p>
       <w:pPr>
@@ -7841,11 +9279,11 @@
       <w:pPr>
         <w:pStyle w:val="Heading2"/>
       </w:pPr>
-      <w:bookmarkStart w:id="43" w:name="_Toc205462358"/>
+      <w:bookmarkStart w:id="219" w:name="_Toc205462358"/>
       <w:r>
         <w:t>Possible Return Codes</w:t>
       </w:r>
-      <w:bookmarkEnd w:id="43"/>
+      <w:bookmarkEnd w:id="219"/>
     </w:p>
     <w:p>
       <w:pPr>
@@ -7919,13 +9357,8 @@
         <w:t>For the full list, s</w:t>
       </w:r>
       <w:r>
-        <w:t xml:space="preserve">ee </w:t>
-      </w:r>
-      <w:proofErr w:type="spellStart"/>
-      <w:r>
-        <w:t>TinyXML2's</w:t>
-      </w:r>
-      <w:proofErr w:type="spellEnd"/>
+        <w:t>ee TinyXML2's</w:t>
+      </w:r>
       <w:r>
         <w:t xml:space="preserve"> </w:t>
       </w:r>
@@ -7954,9 +9387,92 @@
       <w:pPr>
         <w:pStyle w:val="BodyText"/>
         <w:rPr>
+          <w:ins w:id="220" w:author="Ibrahem Saed Ahmd" w:date="2025-08-13T11:10:00Z" w16du:dateUtc="2025-08-13T08:10:00Z"/>
           <w:b/>
           <w:bCs/>
         </w:rPr>
+      </w:pPr>
+    </w:p>
+    <w:p>
+      <w:pPr>
+        <w:pStyle w:val="BodyText"/>
+        <w:rPr>
+          <w:ins w:id="221" w:author="Ibrahem Saed Ahmd" w:date="2025-08-13T11:10:00Z" w16du:dateUtc="2025-08-13T08:10:00Z"/>
+          <w:b/>
+          <w:bCs/>
+        </w:rPr>
+      </w:pPr>
+    </w:p>
+    <w:p>
+      <w:pPr>
+        <w:pStyle w:val="BodyText"/>
+        <w:numPr>
+          <w:ilvl w:val="3"/>
+          <w:numId w:val="8"/>
+        </w:numPr>
+        <w:rPr>
+          <w:ins w:id="222" w:author="Ibrahem Saed Ahmd" w:date="2025-08-13T11:10:00Z" w16du:dateUtc="2025-08-13T08:10:00Z"/>
+          <w:b/>
+          <w:bCs/>
+        </w:rPr>
+        <w:pPrChange w:id="223" w:author="Ibrahem Saed Ahmd" w:date="2025-08-13T11:10:00Z" w16du:dateUtc="2025-08-13T08:10:00Z">
+          <w:pPr>
+            <w:pStyle w:val="BodyText"/>
+          </w:pPr>
+        </w:pPrChange>
+      </w:pPr>
+      <w:ins w:id="224" w:author="Ibrahem Saed Ahmd" w:date="2025-08-13T11:10:00Z" w16du:dateUtc="2025-08-13T08:10:00Z">
+        <w:r>
+          <w:rPr>
+            <w:b/>
+            <w:bCs/>
+          </w:rPr>
+          <w:t xml:space="preserve">All the errors are critical </w:t>
+        </w:r>
+      </w:ins>
+      <w:ins w:id="225" w:author="Ibrahem Saed Ahmd" w:date="2025-08-13T11:11:00Z" w16du:dateUtc="2025-08-13T08:11:00Z">
+        <w:r>
+          <w:rPr>
+            <w:b/>
+            <w:bCs/>
+          </w:rPr>
+          <w:t xml:space="preserve">and </w:t>
+        </w:r>
+        <w:proofErr w:type="gramStart"/>
+        <w:r>
+          <w:rPr>
+            <w:b/>
+            <w:bCs/>
+          </w:rPr>
+          <w:t>stops</w:t>
+        </w:r>
+        <w:proofErr w:type="gramEnd"/>
+        <w:r>
+          <w:rPr>
+            <w:b/>
+            <w:bCs/>
+          </w:rPr>
+          <w:t xml:space="preserve"> the simulator</w:t>
+        </w:r>
+      </w:ins>
+    </w:p>
+    <w:p>
+      <w:pPr>
+        <w:pStyle w:val="BodyText"/>
+        <w:rPr>
+          <w:ins w:id="226" w:author="Ibrahem Saed Ahmd" w:date="2025-08-13T11:10:00Z" w16du:dateUtc="2025-08-13T08:10:00Z"/>
+          <w:b/>
+          <w:bCs/>
+        </w:rPr>
+      </w:pPr>
+    </w:p>
+    <w:p>
+      <w:pPr>
+        <w:pStyle w:val="Bullet1Indent"/>
+        <w:numPr>
+          <w:ilvl w:val="1"/>
+          <w:numId w:val="8"/>
+        </w:numPr>
         <w:sectPr>
           <w:type w:val="oddPage"/>
           <w:pgSz w:w="12242" w:h="15842" w:code="1"/>
@@ -7964,18 +9480,23 @@
           <w:cols w:space="709"/>
           <w:docGrid w:linePitch="299"/>
         </w:sectPr>
+        <w:pPrChange w:id="227" w:author="Ibrahem Saed Ahmd" w:date="2025-08-13T11:10:00Z" w16du:dateUtc="2025-08-13T08:10:00Z">
+          <w:pPr>
+            <w:pStyle w:val="BodyText"/>
+          </w:pPr>
+        </w:pPrChange>
       </w:pPr>
     </w:p>
     <w:p>
       <w:pPr>
         <w:pStyle w:val="Heading1"/>
       </w:pPr>
-      <w:bookmarkStart w:id="44" w:name="_Toc205462359"/>
+      <w:bookmarkStart w:id="228" w:name="_Toc205462359"/>
       <w:r>
         <w:lastRenderedPageBreak/>
         <w:t>References</w:t>
       </w:r>
-      <w:bookmarkEnd w:id="44"/>
+      <w:bookmarkEnd w:id="228"/>
     </w:p>
     <w:p>
       <w:pPr>
@@ -8662,6 +10183,7 @@
         <w:text/>
       </w:sdtPr>
       <w:sdtContent>
+        <w:proofErr w:type="spellStart"/>
         <w:r>
           <w:rPr>
             <w:b/>
@@ -8670,7 +10192,18 @@
             <w:iCs/>
             <w:color w:val="595959" w:themeColor="text1" w:themeTint="A6"/>
           </w:rPr>
-          <w:t>NemoSim Simulator Tool</w:t>
+          <w:t>NemoSim</w:t>
+        </w:r>
+        <w:proofErr w:type="spellEnd"/>
+        <w:r>
+          <w:rPr>
+            <w:b/>
+            <w:bCs/>
+            <w:i/>
+            <w:iCs/>
+            <w:color w:val="595959" w:themeColor="text1" w:themeTint="A6"/>
+          </w:rPr>
+          <w:t xml:space="preserve"> Simulator Tool</w:t>
         </w:r>
       </w:sdtContent>
     </w:sdt>
@@ -8917,6 +10450,7 @@
         <w:text/>
       </w:sdtPr>
       <w:sdtContent>
+        <w:proofErr w:type="spellStart"/>
         <w:r>
           <w:rPr>
             <w:b/>
@@ -8925,7 +10459,18 @@
             <w:iCs/>
             <w:color w:val="595959" w:themeColor="text1" w:themeTint="A6"/>
           </w:rPr>
-          <w:t>NemoSim Simulator Tool</w:t>
+          <w:t>NemoSim</w:t>
+        </w:r>
+        <w:proofErr w:type="spellEnd"/>
+        <w:r>
+          <w:rPr>
+            <w:b/>
+            <w:bCs/>
+            <w:i/>
+            <w:iCs/>
+            <w:color w:val="595959" w:themeColor="text1" w:themeTint="A6"/>
+          </w:rPr>
+          <w:t xml:space="preserve"> Simulator Tool</w:t>
         </w:r>
       </w:sdtContent>
     </w:sdt>
@@ -9306,6 +10851,7 @@
         <w:text/>
       </w:sdtPr>
       <w:sdtContent>
+        <w:proofErr w:type="spellStart"/>
         <w:r>
           <w:rPr>
             <w:b/>
@@ -9314,7 +10860,18 @@
             <w:iCs/>
             <w:color w:val="595959" w:themeColor="text1" w:themeTint="A6"/>
           </w:rPr>
-          <w:t>NemoSim Simulator Tool</w:t>
+          <w:t>NemoSim</w:t>
+        </w:r>
+        <w:proofErr w:type="spellEnd"/>
+        <w:r>
+          <w:rPr>
+            <w:b/>
+            <w:bCs/>
+            <w:i/>
+            <w:iCs/>
+            <w:color w:val="595959" w:themeColor="text1" w:themeTint="A6"/>
+          </w:rPr>
+          <w:t xml:space="preserve"> Simulator Tool</w:t>
         </w:r>
       </w:sdtContent>
     </w:sdt>
@@ -12765,7 +14322,7 @@
         <w:szCs w:val="26"/>
       </w:rPr>
     </w:lvl>
-    <w:lvl w:ilvl="1" w:tplc="04090003" w:tentative="1">
+    <w:lvl w:ilvl="1" w:tplc="04090003">
       <w:start w:val="1"/>
       <w:numFmt w:val="bullet"/>
       <w:lvlText w:val="o"/>
@@ -15395,6 +16952,14 @@
 </w:numbering>
 </file>
 
+<file path=word/people.xml><?xml version="1.0" encoding="utf-8"?>
+<w15:people xmlns:wpc="http://schemas.microsoft.com/office/word/2010/wordprocessingCanvas" xmlns:cx="http://schemas.microsoft.com/office/drawing/2014/chartex" xmlns:cx1="http://schemas.microsoft.com/office/drawing/2015/9/8/chartex" xmlns:cx2="http://schemas.microsoft.com/office/drawing/2015/10/21/chartex" xmlns:cx3="http://schemas.microsoft.com/office/drawing/2016/5/9/chartex" xmlns:cx4="http://schemas.microsoft.com/office/drawing/2016/5/10/chartex" xmlns:cx5="http://schemas.microsoft.com/office/drawing/2016/5/11/chartex" xmlns:cx6="http://schemas.microsoft.com/office/drawing/2016/5/12/chartex" xmlns:cx7="http://schemas.microsoft.com/office/drawing/2016/5/13/chartex" xmlns:cx8="http://schemas.microsoft.com/office/drawing/2016/5/14/chartex" xmlns:mc="http://schemas.openxmlformats.org/markup-compatibility/2006" xmlns:aink="http://schemas.microsoft.com/office/drawing/2016/ink" xmlns:am3d="http://schemas.microsoft.com/office/drawing/2017/model3d" xmlns:o="urn:schemas-microsoft-com:office:office" xmlns:oel="http://schemas.microsoft.com/office/2019/extlst" xmlns:r="http://schemas.openxmlformats.org/officeDocument/2006/relationships" xmlns:m="http://schemas.openxmlformats.org/officeDocument/2006/math" xmlns:v="urn:schemas-microsoft-com:vml" xmlns:wp14="http://schemas.microsoft.com/office/word/2010/wordprocessingDrawing" xmlns:wp="http://schemas.openxmlformats.org/drawingml/2006/wordprocessingDrawing" xmlns:w10="urn:schemas-microsoft-com:office:word" xmlns:w="http://schemas.openxmlformats.org/wordprocessingml/2006/main" xmlns:w14="http://schemas.microsoft.com/office/word/2010/wordml" xmlns:w15="http://schemas.microsoft.com/office/word/2012/wordml" xmlns:w16cex="http://schemas.microsoft.com/office/word/2018/wordml/cex" xmlns:w16cid="http://schemas.microsoft.com/office/word/2016/wordml/cid" xmlns:w16="http://schemas.microsoft.com/office/word/2018/wordml" xmlns:w16du="http://schemas.microsoft.com/office/word/2023/wordml/word16du" xmlns:w16sdtdh="http://schemas.microsoft.com/office/word/2020/wordml/sdtdatahash" xmlns:w16sdtfl="http://schemas.microsoft.com/office/word/2024/wordml/sdtformatlock" xmlns:w16se="http://schemas.microsoft.com/office/word/2015/wordml/symex" xmlns:wpg="http://schemas.microsoft.com/office/word/2010/wordprocessingGroup" xmlns:wpi="http://schemas.microsoft.com/office/word/2010/wordprocessingInk" xmlns:wne="http://schemas.microsoft.com/office/word/2006/wordml" xmlns:wps="http://schemas.microsoft.com/office/word/2010/wordprocessingShape" mc:Ignorable="w14 w15 w16se w16cid w16 w16cex w16sdtdh w16sdtfl w16du wp14">
+  <w15:person w15:author="Ibrahem Saed Ahmd">
+    <w15:presenceInfo w15:providerId="AD" w15:userId="S::Ibrahem.SaedAhmd@ceva-dsp.com::dff5298e-d4d1-4404-a660-754b50d2dfd7"/>
+  </w15:person>
+</w15:people>
+</file>
+
 <file path=word/styles.xml><?xml version="1.0" encoding="utf-8"?>
 <w:styles xmlns:mc="http://schemas.openxmlformats.org/markup-compatibility/2006" xmlns:r="http://schemas.openxmlformats.org/officeDocument/2006/relationships" xmlns:w="http://schemas.openxmlformats.org/wordprocessingml/2006/main" xmlns:w14="http://schemas.microsoft.com/office/word/2010/wordml" xmlns:w15="http://schemas.microsoft.com/office/word/2012/wordml" xmlns:w16cex="http://schemas.microsoft.com/office/word/2018/wordml/cex" xmlns:w16cid="http://schemas.microsoft.com/office/word/2016/wordml/cid" xmlns:w16="http://schemas.microsoft.com/office/word/2018/wordml" xmlns:w16du="http://schemas.microsoft.com/office/word/2023/wordml/word16du" xmlns:w16sdtdh="http://schemas.microsoft.com/office/word/2020/wordml/sdtdatahash" xmlns:w16sdtfl="http://schemas.microsoft.com/office/word/2024/wordml/sdtformatlock" xmlns:w16se="http://schemas.microsoft.com/office/word/2015/wordml/symex" mc:Ignorable="w14 w15 w16se w16cid w16 w16cex w16sdtdh w16sdtfl w16du">
   <w:docDefaults>
@@ -15483,6 +17048,7 @@
     <w:lsdException w:name="Block Text" w:semiHidden="1" w:unhideWhenUsed="1"/>
     <w:lsdException w:name="Hyperlink" w:semiHidden="1" w:uiPriority="99" w:unhideWhenUsed="1"/>
     <w:lsdException w:name="FollowedHyperlink" w:semiHidden="1" w:unhideWhenUsed="1"/>
+    <w:lsdException w:name="Strong" w:uiPriority="22" w:qFormat="1"/>
     <w:lsdException w:name="Document Map" w:semiHidden="1" w:unhideWhenUsed="1"/>
     <w:lsdException w:name="Plain Text" w:semiHidden="1" w:uiPriority="99" w:unhideWhenUsed="1"/>
     <w:lsdException w:name="E-mail Signature" w:semiHidden="1" w:unhideWhenUsed="1"/>
@@ -15977,6 +17543,7 @@
   <w:style w:type="character" w:default="1" w:styleId="DefaultParagraphFont">
     <w:name w:val="Default Paragraph Font"/>
     <w:uiPriority w:val="1"/>
+    <w:semiHidden/>
     <w:unhideWhenUsed/>
   </w:style>
   <w:style w:type="table" w:default="1" w:styleId="TableNormal">
@@ -17159,7 +18726,8 @@
   <w:style w:type="character" w:styleId="Strong">
     <w:name w:val="Strong"/>
     <w:basedOn w:val="DefaultParagraphFont"/>
-    <w:semiHidden/>
+    <w:uiPriority w:val="22"/>
+    <w:qFormat/>
     <w:rsid w:val="007A22B3"/>
     <w:rPr>
       <w:b/>
@@ -31518,7 +33086,7 @@
     <w:sig w:usb0="20000287" w:usb1="00000003" w:usb2="00000000" w:usb3="00000000" w:csb0="0000019F" w:csb1="00000000"/>
   </w:font>
   <w:font w:name="Arial Bold">
-    <w:panose1 w:val="020B0704020202020204"/>
+    <w:panose1 w:val="00000000000000000000"/>
     <w:charset w:val="00"/>
     <w:family w:val="roman"/>
     <w:notTrueType/>
@@ -31550,6 +33118,8 @@
   <w:rsids>
     <w:rsidRoot w:val="00DA2B1E"/>
     <w:rsid w:val="0009260A"/>
+    <w:rsid w:val="000C413F"/>
+    <w:rsid w:val="00111850"/>
     <w:rsid w:val="00164617"/>
     <w:rsid w:val="00165BD1"/>
     <w:rsid w:val="001B008E"/>
@@ -31579,6 +33149,7 @@
     <w:rsid w:val="00E70EC3"/>
     <w:rsid w:val="00F0518F"/>
     <w:rsid w:val="00F974C6"/>
+    <w:rsid w:val="00FB6CA1"/>
     <w:rsid w:val="00FC4C23"/>
     <w:rsid w:val="00FC55BF"/>
   </w:rsids>
@@ -32294,19 +33865,6 @@
 </file>
 
 <file path=customXml/item1.xml><?xml version="1.0" encoding="utf-8"?>
-<b:Sources xmlns:b="http://schemas.openxmlformats.org/officeDocument/2006/bibliography" xmlns="http://schemas.openxmlformats.org/officeDocument/2006/bibliography" SelectedStyle="\APASixthEditionOfficeOnline.xsl" StyleName="APA" Version="6"/>
-</file>
-
-<file path=customXml/item2.xml><?xml version="1.0" encoding="utf-8"?>
-<?mso-contentType ?>
-<FormTemplates xmlns="http://schemas.microsoft.com/sharepoint/v3/contenttype/forms">
-  <Display>DocumentLibraryForm</Display>
-  <Edit>DocumentLibraryForm</Edit>
-  <New>DocumentLibraryForm</New>
-</FormTemplates>
-</file>
-
-<file path=customXml/item3.xml><?xml version="1.0" encoding="utf-8"?>
 <p:properties xmlns:p="http://schemas.microsoft.com/office/2006/metadata/properties" xmlns:xsi="http://www.w3.org/2001/XMLSchema-instance" xmlns:pc="http://schemas.microsoft.com/office/infopath/2007/PartnerControls">
   <documentManagement>
     <_dlc_DocId xmlns="203917d0-9ccf-4c6d-9503-30d120a22355">CEUQU22356HC-1495551298-15740</_dlc_DocId>
@@ -32327,57 +33885,20 @@
 </p:properties>
 </file>
 
-<file path=customXml/item4.xml><?xml version="1.0" encoding="utf-8"?>
+<file path=customXml/item2.xml><?xml version="1.0" encoding="utf-8"?>
 <?mso-contentType ?>
-<spe:Receivers xmlns:spe="http://schemas.microsoft.com/sharepoint/events">
-  <Receiver>
-    <Name>Document ID Generator</Name>
-    <Synchronization>Synchronous</Synchronization>
-    <Type>10001</Type>
-    <SequenceNumber>1000</SequenceNumber>
-    <Url/>
-    <Assembly>Microsoft.Office.DocumentManagement, Version=16.0.0.0, Culture=neutral, PublicKeyToken=71e9bce111e9429c</Assembly>
-    <Class>Microsoft.Office.DocumentManagement.Internal.DocIdHandler</Class>
-    <Data/>
-    <Filter/>
-  </Receiver>
-  <Receiver>
-    <Name>Document ID Generator</Name>
-    <Synchronization>Synchronous</Synchronization>
-    <Type>10002</Type>
-    <SequenceNumber>1001</SequenceNumber>
-    <Url/>
-    <Assembly>Microsoft.Office.DocumentManagement, Version=16.0.0.0, Culture=neutral, PublicKeyToken=71e9bce111e9429c</Assembly>
-    <Class>Microsoft.Office.DocumentManagement.Internal.DocIdHandler</Class>
-    <Data/>
-    <Filter/>
-  </Receiver>
-  <Receiver>
-    <Name>Document ID Generator</Name>
-    <Synchronization>Synchronous</Synchronization>
-    <Type>10004</Type>
-    <SequenceNumber>1002</SequenceNumber>
-    <Url/>
-    <Assembly>Microsoft.Office.DocumentManagement, Version=16.0.0.0, Culture=neutral, PublicKeyToken=71e9bce111e9429c</Assembly>
-    <Class>Microsoft.Office.DocumentManagement.Internal.DocIdHandler</Class>
-    <Data/>
-    <Filter/>
-  </Receiver>
-  <Receiver>
-    <Name>Document ID Generator</Name>
-    <Synchronization>Synchronous</Synchronization>
-    <Type>10006</Type>
-    <SequenceNumber>1003</SequenceNumber>
-    <Url/>
-    <Assembly>Microsoft.Office.DocumentManagement, Version=16.0.0.0, Culture=neutral, PublicKeyToken=71e9bce111e9429c</Assembly>
-    <Class>Microsoft.Office.DocumentManagement.Internal.DocIdHandler</Class>
-    <Data/>
-    <Filter/>
-  </Receiver>
-</spe:Receivers>
+<FormTemplates xmlns="http://schemas.microsoft.com/sharepoint/v3/contenttype/forms">
+  <Display>DocumentLibraryForm</Display>
+  <Edit>DocumentLibraryForm</Edit>
+  <New>DocumentLibraryForm</New>
+</FormTemplates>
 </file>
 
-<file path=customXml/item5.xml><?xml version="1.0" encoding="utf-8"?>
+<file path=customXml/item3.xml><?xml version="1.0" encoding="utf-8"?>
+<b:Sources xmlns:b="http://schemas.openxmlformats.org/officeDocument/2006/bibliography" xmlns="http://schemas.openxmlformats.org/officeDocument/2006/bibliography" SelectedStyle="\APASixthEditionOfficeOnline.xsl" StyleName="APA" Version="6"/>
+</file>
+
+<file path=customXml/item4.xml><?xml version="1.0" encoding="utf-8"?>
 <ct:contentTypeSchema xmlns:ct="http://schemas.microsoft.com/office/2006/metadata/contentType" xmlns:ma="http://schemas.microsoft.com/office/2006/metadata/properties/metaAttributes" ct:_="" ma:_="" ma:contentTypeName="Document" ma:contentTypeID="0x0101001F29124F5F26E840A0A01F7D611E0DC3" ma:contentTypeVersion="953" ma:contentTypeDescription="Create a new document." ma:contentTypeScope="" ma:versionID="817164110f28876c460b3e998df128f8">
   <xsd:schema xmlns:xsd="http://www.w3.org/2001/XMLSchema" xmlns:xs="http://www.w3.org/2001/XMLSchema" xmlns:p="http://schemas.microsoft.com/office/2006/metadata/properties" xmlns:ns2="e81930fc-91f1-4612-be5e-a5541a895c7f" xmlns:ns3="203917d0-9ccf-4c6d-9503-30d120a22355" targetNamespace="http://schemas.microsoft.com/office/2006/metadata/properties" ma:root="true" ma:fieldsID="bca9c8364aab5b014f13765ff4fb3748" ns2:_="" ns3:_="">
     <xsd:import namespace="e81930fc-91f1-4612-be5e-a5541a895c7f"/>
@@ -32605,10 +34126,63 @@
 </ct:contentTypeSchema>
 </file>
 
+<file path=customXml/item5.xml><?xml version="1.0" encoding="utf-8"?>
+<?mso-contentType ?>
+<spe:Receivers xmlns:spe="http://schemas.microsoft.com/sharepoint/events">
+  <Receiver>
+    <Name>Document ID Generator</Name>
+    <Synchronization>Synchronous</Synchronization>
+    <Type>10001</Type>
+    <SequenceNumber>1000</SequenceNumber>
+    <Url/>
+    <Assembly>Microsoft.Office.DocumentManagement, Version=16.0.0.0, Culture=neutral, PublicKeyToken=71e9bce111e9429c</Assembly>
+    <Class>Microsoft.Office.DocumentManagement.Internal.DocIdHandler</Class>
+    <Data/>
+    <Filter/>
+  </Receiver>
+  <Receiver>
+    <Name>Document ID Generator</Name>
+    <Synchronization>Synchronous</Synchronization>
+    <Type>10002</Type>
+    <SequenceNumber>1001</SequenceNumber>
+    <Url/>
+    <Assembly>Microsoft.Office.DocumentManagement, Version=16.0.0.0, Culture=neutral, PublicKeyToken=71e9bce111e9429c</Assembly>
+    <Class>Microsoft.Office.DocumentManagement.Internal.DocIdHandler</Class>
+    <Data/>
+    <Filter/>
+  </Receiver>
+  <Receiver>
+    <Name>Document ID Generator</Name>
+    <Synchronization>Synchronous</Synchronization>
+    <Type>10004</Type>
+    <SequenceNumber>1002</SequenceNumber>
+    <Url/>
+    <Assembly>Microsoft.Office.DocumentManagement, Version=16.0.0.0, Culture=neutral, PublicKeyToken=71e9bce111e9429c</Assembly>
+    <Class>Microsoft.Office.DocumentManagement.Internal.DocIdHandler</Class>
+    <Data/>
+    <Filter/>
+  </Receiver>
+  <Receiver>
+    <Name>Document ID Generator</Name>
+    <Synchronization>Synchronous</Synchronization>
+    <Type>10006</Type>
+    <SequenceNumber>1003</SequenceNumber>
+    <Url/>
+    <Assembly>Microsoft.Office.DocumentManagement, Version=16.0.0.0, Culture=neutral, PublicKeyToken=71e9bce111e9429c</Assembly>
+    <Class>Microsoft.Office.DocumentManagement.Internal.DocIdHandler</Class>
+    <Data/>
+    <Filter/>
+  </Receiver>
+</spe:Receivers>
+</file>
+
 <file path=customXml/itemProps1.xml><?xml version="1.0" encoding="utf-8"?>
-<ds:datastoreItem xmlns:ds="http://schemas.openxmlformats.org/officeDocument/2006/customXml" ds:itemID="{55F5896F-591C-4D68-80CB-3B9A27801AB0}">
+<ds:datastoreItem xmlns:ds="http://schemas.openxmlformats.org/officeDocument/2006/customXml" ds:itemID="{7BD75B41-8D7A-4F42-808C-B7FCDF86D9E6}">
   <ds:schemaRefs>
-    <ds:schemaRef ds:uri="http://schemas.openxmlformats.org/officeDocument/2006/bibliography"/>
+    <ds:schemaRef ds:uri="http://schemas.microsoft.com/office/2006/metadata/properties"/>
+    <ds:schemaRef ds:uri="http://schemas.microsoft.com/office/infopath/2007/PartnerControls"/>
+    <ds:schemaRef ds:uri="203917d0-9ccf-4c6d-9503-30d120a22355"/>
+    <ds:schemaRef ds:uri="e81930fc-91f1-4612-be5e-a5541a895c7f"/>
   </ds:schemaRefs>
 </ds:datastoreItem>
 </file>
@@ -32622,25 +34196,14 @@
 </file>
 
 <file path=customXml/itemProps3.xml><?xml version="1.0" encoding="utf-8"?>
-<ds:datastoreItem xmlns:ds="http://schemas.openxmlformats.org/officeDocument/2006/customXml" ds:itemID="{7BD75B41-8D7A-4F42-808C-B7FCDF86D9E6}">
+<ds:datastoreItem xmlns:ds="http://schemas.openxmlformats.org/officeDocument/2006/customXml" ds:itemID="{55F5896F-591C-4D68-80CB-3B9A27801AB0}">
   <ds:schemaRefs>
-    <ds:schemaRef ds:uri="http://schemas.microsoft.com/office/2006/metadata/properties"/>
-    <ds:schemaRef ds:uri="http://schemas.microsoft.com/office/infopath/2007/PartnerControls"/>
-    <ds:schemaRef ds:uri="203917d0-9ccf-4c6d-9503-30d120a22355"/>
-    <ds:schemaRef ds:uri="e81930fc-91f1-4612-be5e-a5541a895c7f"/>
+    <ds:schemaRef ds:uri="http://schemas.openxmlformats.org/officeDocument/2006/bibliography"/>
   </ds:schemaRefs>
 </ds:datastoreItem>
 </file>
 
 <file path=customXml/itemProps4.xml><?xml version="1.0" encoding="utf-8"?>
-<ds:datastoreItem xmlns:ds="http://schemas.openxmlformats.org/officeDocument/2006/customXml" ds:itemID="{FFA75ABD-0E03-49C7-BFF1-A5A9BE8DF69A}">
-  <ds:schemaRefs>
-    <ds:schemaRef ds:uri="http://schemas.microsoft.com/sharepoint/events"/>
-  </ds:schemaRefs>
-</ds:datastoreItem>
-</file>
-
-<file path=customXml/itemProps5.xml><?xml version="1.0" encoding="utf-8"?>
 <ds:datastoreItem xmlns:ds="http://schemas.openxmlformats.org/officeDocument/2006/customXml" ds:itemID="{244B4E0A-D801-4919-A61A-BDB58D55F482}">
   <ds:schemaRefs>
     <ds:schemaRef ds:uri="http://schemas.microsoft.com/office/2006/metadata/contentType"/>
@@ -32659,6 +34222,14 @@
 </ds:datastoreItem>
 </file>
 
+<file path=customXml/itemProps5.xml><?xml version="1.0" encoding="utf-8"?>
+<ds:datastoreItem xmlns:ds="http://schemas.openxmlformats.org/officeDocument/2006/customXml" ds:itemID="{FFA75ABD-0E03-49C7-BFF1-A5A9BE8DF69A}">
+  <ds:schemaRefs>
+    <ds:schemaRef ds:uri="http://schemas.microsoft.com/sharepoint/events"/>
+  </ds:schemaRefs>
+</ds:datastoreItem>
+</file>
+
 <file path=docMetadata/LabelInfo.xml><?xml version="1.0" encoding="utf-8"?>
 <clbl:labelList xmlns:clbl="http://schemas.microsoft.com/office/2020/mipLabelMetadata">
   <clbl:label id="{02f96adb-c1ff-4245-afbf-e8427616047b}" enabled="0" method="" siteId="{02f96adb-c1ff-4245-afbf-e8427616047b}" removed="1"/>
